--- a/repo_table_editable.docx
+++ b/repo_table_editable.docx
@@ -52,12 +52,6 @@
             <w:insideH w:val="single" w:color="auto" w:sz="4" w:space="0"/>
             <w:insideV w:val="single" w:color="auto" w:sz="4" w:space="0"/>
           </w:tblBorders>
-          <w:tblCellMar>
-            <w:top w:w="0" w:type="dxa"/>
-            <w:left w:w="108" w:type="dxa"/>
-            <w:bottom w:w="0" w:type="dxa"/>
-            <w:right w:w="108" w:type="dxa"/>
-          </w:tblCellMar>
         </w:tblPrEx>
         <w:trPr>
           <w:trHeight w:val="1078" w:hRule="atLeast"/>
@@ -76,6 +70,7 @@
           </w:tcPr>
           <w:p>
             <w:pPr>
+              <w:widowControl w:val="0"/>
               <w:spacing w:line="360" w:lineRule="auto"/>
               <w:jc w:val="center"/>
               <w:rPr>
@@ -114,6 +109,7 @@
           </w:tcPr>
           <w:p>
             <w:pPr>
+              <w:widowControl w:val="0"/>
               <w:spacing w:line="240" w:lineRule="auto"/>
               <w:jc w:val="center"/>
               <w:rPr>
@@ -127,6 +123,7 @@
           </w:p>
           <w:p>
             <w:pPr>
+              <w:widowControl w:val="0"/>
               <w:spacing w:line="240" w:lineRule="auto"/>
               <w:jc w:val="center"/>
               <w:rPr>
@@ -150,6 +147,7 @@
           </w:p>
           <w:p>
             <w:pPr>
+              <w:widowControl w:val="0"/>
               <w:spacing w:line="240" w:lineRule="auto"/>
               <w:jc w:val="center"/>
               <w:rPr>
@@ -173,6 +171,12 @@
             <w:insideH w:val="single" w:color="auto" w:sz="4" w:space="0"/>
             <w:insideV w:val="single" w:color="auto" w:sz="4" w:space="0"/>
           </w:tblBorders>
+          <w:tblCellMar>
+            <w:top w:w="0" w:type="dxa"/>
+            <w:left w:w="108" w:type="dxa"/>
+            <w:bottom w:w="0" w:type="dxa"/>
+            <w:right w:w="108" w:type="dxa"/>
+          </w:tblCellMar>
         </w:tblPrEx>
         <w:trPr>
           <w:trHeight w:val="611" w:hRule="atLeast"/>
@@ -191,6 +195,7 @@
           </w:tcPr>
           <w:p>
             <w:pPr>
+              <w:widowControl w:val="0"/>
               <w:jc w:val="both"/>
               <w:rPr>
                 <w:rFonts w:hint="default" w:ascii="Cascadia Code" w:hAnsi="Cascadia Code" w:cs="Cascadia Code"/>
@@ -230,6 +235,7 @@
           </w:tcPr>
           <w:p>
             <w:pPr>
+              <w:widowControl w:val="0"/>
               <w:numPr>
                 <w:ilvl w:val="-4"/>
                 <w:numId w:val="0"/>
@@ -355,6 +361,7 @@
           </w:tcPr>
           <w:p>
             <w:pPr>
+              <w:widowControl w:val="0"/>
               <w:jc w:val="both"/>
               <w:rPr>
                 <w:rFonts w:hint="default" w:ascii="Cascadia Code" w:hAnsi="Cascadia Code" w:cs="Cascadia Code"/>
@@ -394,6 +401,7 @@
           </w:tcPr>
           <w:p>
             <w:pPr>
+              <w:widowControl w:val="0"/>
               <w:numPr>
                 <w:ilvl w:val="-4"/>
                 <w:numId w:val="0"/>
@@ -498,6 +506,7 @@
           </w:tcPr>
           <w:p>
             <w:pPr>
+              <w:widowControl w:val="0"/>
               <w:jc w:val="both"/>
               <w:rPr>
                 <w:rFonts w:hint="default" w:ascii="Cascadia Code" w:hAnsi="Cascadia Code" w:cs="Cascadia Code"/>
@@ -539,6 +548,7 @@
           </w:tcPr>
           <w:p>
             <w:pPr>
+              <w:widowControl w:val="0"/>
               <w:numPr>
                 <w:ilvl w:val="-4"/>
                 <w:numId w:val="0"/>
@@ -646,6 +656,7 @@
           </w:tcPr>
           <w:p>
             <w:pPr>
+              <w:widowControl w:val="0"/>
               <w:jc w:val="both"/>
               <w:rPr>
                 <w:rFonts w:hint="default" w:ascii="Cascadia Code" w:hAnsi="Cascadia Code" w:cs="Cascadia Code"/>
@@ -687,6 +698,7 @@
           </w:tcPr>
           <w:p>
             <w:pPr>
+              <w:widowControl w:val="0"/>
               <w:numPr>
                 <w:ilvl w:val="-4"/>
                 <w:numId w:val="0"/>
@@ -794,6 +806,7 @@
           </w:tcPr>
           <w:p>
             <w:pPr>
+              <w:widowControl w:val="0"/>
               <w:jc w:val="both"/>
               <w:rPr>
                 <w:rFonts w:hint="default" w:ascii="Cascadia Code" w:hAnsi="Cascadia Code" w:cs="Cascadia Code"/>
@@ -835,6 +848,7 @@
           </w:tcPr>
           <w:p>
             <w:pPr>
+              <w:widowControl w:val="0"/>
               <w:numPr>
                 <w:ilvl w:val="-4"/>
                 <w:numId w:val="0"/>
@@ -939,6 +953,7 @@
           </w:tcPr>
           <w:p>
             <w:pPr>
+              <w:widowControl w:val="0"/>
               <w:jc w:val="both"/>
               <w:rPr>
                 <w:rFonts w:hint="default" w:ascii="Cascadia Code" w:hAnsi="Cascadia Code" w:cs="Cascadia Code"/>
@@ -980,6 +995,7 @@
           </w:tcPr>
           <w:p>
             <w:pPr>
+              <w:widowControl w:val="0"/>
               <w:numPr>
                 <w:ilvl w:val="-4"/>
                 <w:numId w:val="0"/>
@@ -1118,6 +1134,7 @@
           </w:tcPr>
           <w:p>
             <w:pPr>
+              <w:widowControl w:val="0"/>
               <w:jc w:val="both"/>
               <w:rPr>
                 <w:rFonts w:hint="default" w:ascii="Cascadia Code" w:hAnsi="Cascadia Code" w:cs="Cascadia Code"/>
@@ -1159,6 +1176,7 @@
           </w:tcPr>
           <w:p>
             <w:pPr>
+              <w:widowControl w:val="0"/>
               <w:numPr>
                 <w:ilvl w:val="-4"/>
                 <w:numId w:val="0"/>
@@ -1329,6 +1347,7 @@
           </w:tcPr>
           <w:p>
             <w:pPr>
+              <w:widowControl w:val="0"/>
               <w:jc w:val="both"/>
               <w:rPr>
                 <w:rFonts w:hint="default" w:ascii="Cascadia Code" w:hAnsi="Cascadia Code" w:cs="Cascadia Code"/>
@@ -1370,6 +1389,7 @@
           </w:tcPr>
           <w:p>
             <w:pPr>
+              <w:widowControl w:val="0"/>
               <w:numPr>
                 <w:ilvl w:val="-4"/>
                 <w:numId w:val="0"/>
@@ -1513,6 +1533,7 @@
           </w:tcPr>
           <w:p>
             <w:pPr>
+              <w:widowControl w:val="0"/>
               <w:jc w:val="both"/>
               <w:rPr>
                 <w:rFonts w:hint="default" w:ascii="Cascadia Code" w:hAnsi="Cascadia Code" w:cs="Cascadia Code"/>
@@ -1536,7 +1557,7 @@
                 <w:vertAlign w:val="baseline"/>
                 <w:lang w:val="en-US"/>
               </w:rPr>
-              <w:t>AIAgents_</w:t>
+              <w:t>HKCore_</w:t>
             </w:r>
           </w:p>
         </w:tc>
@@ -1554,6 +1575,7 @@
           </w:tcPr>
           <w:p>
             <w:pPr>
+              <w:widowControl w:val="0"/>
               <w:numPr>
                 <w:ilvl w:val="-4"/>
                 <w:numId w:val="0"/>
@@ -1567,93 +1589,21 @@
                 <w:sz w:val="28"/>
                 <w:szCs w:val="28"/>
                 <w:vertAlign w:val="baseline"/>
+                <w:lang w:val="en-US"/>
               </w:rPr>
             </w:pPr>
             <w:r>
               <w:rPr>
                 <w:rFonts w:hint="default" w:ascii="Cascadia Code" w:hAnsi="Cascadia Code" w:cs="Cascadia Code"/>
-                <w:color w:val="FFFFFF"/>
-                <w:sz w:val="28"/>
-                <w:szCs w:val="28"/>
-                <w:vertAlign w:val="baseline"/>
-              </w:rPr>
-              <w:t xml:space="preserve">Projects on </w:t>
-            </w:r>
-            <w:r>
-              <w:rPr>
-                <w:rFonts w:hint="default" w:ascii="Cascadia Code" w:hAnsi="Cascadia Code"/>
-                <w:color w:val="FFFFFF"/>
-                <w:sz w:val="28"/>
-                <w:szCs w:val="28"/>
-                <w:vertAlign w:val="baseline"/>
-              </w:rPr>
-              <w:t>➙</w:t>
-            </w:r>
-            <w:r>
-              <w:rPr>
-                <w:rFonts w:hint="default" w:ascii="Cascadia Code" w:hAnsi="Cascadia Code" w:cs="Cascadia Code"/>
-                <w:color w:val="FFFFFF"/>
-                <w:sz w:val="28"/>
-                <w:szCs w:val="28"/>
-                <w:vertAlign w:val="baseline"/>
-              </w:rPr>
-              <w:t xml:space="preserve"> Training </w:t>
-            </w:r>
-            <w:r>
-              <w:rPr>
-                <w:rFonts w:hint="default" w:ascii="Cascadia Code" w:hAnsi="Cascadia Code" w:cs="Cascadia Code"/>
-                <w:b/>
-                <w:bCs/>
-                <w:color w:val="FFFFFF"/>
-                <w:sz w:val="28"/>
-                <w:szCs w:val="28"/>
-                <w:vertAlign w:val="baseline"/>
-              </w:rPr>
-              <w:t>RL</w:t>
-            </w:r>
-            <w:r>
-              <w:rPr>
-                <w:rFonts w:hint="default" w:ascii="Cascadia Code" w:hAnsi="Cascadia Code" w:cs="Cascadia Code"/>
-                <w:color w:val="FFFFFF"/>
-                <w:sz w:val="28"/>
-                <w:szCs w:val="28"/>
-                <w:vertAlign w:val="baseline"/>
-              </w:rPr>
-              <w:t xml:space="preserve"> </w:t>
-            </w:r>
-            <w:r>
-              <w:rPr>
-                <w:rFonts w:hint="default" w:ascii="Cascadia Code" w:hAnsi="Cascadia Code" w:cs="Cascadia Code"/>
-                <w:b/>
-                <w:bCs/>
-                <w:color w:val="FFFFFF"/>
-                <w:sz w:val="28"/>
-                <w:szCs w:val="28"/>
-                <w:vertAlign w:val="baseline"/>
-              </w:rPr>
-              <w:t>Agents</w:t>
-            </w:r>
-            <w:r>
-              <w:rPr>
-                <w:rFonts w:hint="default" w:ascii="Cascadia Code" w:hAnsi="Cascadia Code" w:cs="Cascadia Code"/>
-                <w:color w:val="FFFFFF"/>
-                <w:sz w:val="28"/>
-                <w:szCs w:val="28"/>
-                <w:vertAlign w:val="baseline"/>
-              </w:rPr>
-              <w:t xml:space="preserve"> on </w:t>
-            </w:r>
-            <w:r>
-              <w:rPr>
-                <w:rFonts w:hint="default" w:ascii="Cascadia Code" w:hAnsi="Cascadia Code" w:cs="Cascadia Code"/>
-                <w:b/>
-                <w:bCs/>
-                <w:color w:val="FFFFFF"/>
-                <w:sz w:val="28"/>
-                <w:szCs w:val="28"/>
-                <w:vertAlign w:val="baseline"/>
-              </w:rPr>
-              <w:t>Game Engines</w:t>
+                <w:b/>
+                <w:bCs/>
+                <w:color w:val="FFFFFF"/>
+                <w:sz w:val="28"/>
+                <w:szCs w:val="28"/>
+                <w:vertAlign w:val="baseline"/>
+                <w:lang w:val="en-US"/>
+              </w:rPr>
+              <w:t>Big Comprehensive Robotics &amp; Autonomous Projects</w:t>
             </w:r>
           </w:p>
         </w:tc>
@@ -1755,7 +1705,7 @@
     <w:lsdException w:qFormat="1" w:unhideWhenUsed="0" w:uiPriority="0" w:semiHidden="0" w:name="Title"/>
     <w:lsdException w:unhideWhenUsed="0" w:uiPriority="0" w:semiHidden="0" w:name="Closing"/>
     <w:lsdException w:unhideWhenUsed="0" w:uiPriority="0" w:semiHidden="0" w:name="Signature"/>
-    <w:lsdException w:unhideWhenUsed="0" w:uiPriority="0" w:name="Default Paragraph Font"/>
+    <w:lsdException w:qFormat="1" w:unhideWhenUsed="0" w:uiPriority="0" w:name="Default Paragraph Font"/>
     <w:lsdException w:unhideWhenUsed="0" w:uiPriority="0" w:semiHidden="0" w:name="Body Text"/>
     <w:lsdException w:unhideWhenUsed="0" w:uiPriority="0" w:semiHidden="0" w:name="Body Text Indent"/>
     <w:lsdException w:unhideWhenUsed="0" w:uiPriority="0" w:semiHidden="0" w:name="List Continue"/>
@@ -1951,6 +1901,7 @@
   <w:style w:type="character" w:default="1" w:styleId="2">
     <w:name w:val="Default Paragraph Font"/>
     <w:semiHidden/>
+    <w:qFormat/>
     <w:uiPriority w:val="0"/>
   </w:style>
   <w:style w:type="table" w:default="1" w:styleId="3">

--- a/repo_table_editable.docx
+++ b/repo_table_editable.docx
@@ -52,6 +52,12 @@
             <w:insideH w:val="single" w:color="auto" w:sz="4" w:space="0"/>
             <w:insideV w:val="single" w:color="auto" w:sz="4" w:space="0"/>
           </w:tblBorders>
+          <w:tblCellMar>
+            <w:top w:w="0" w:type="dxa"/>
+            <w:left w:w="108" w:type="dxa"/>
+            <w:bottom w:w="0" w:type="dxa"/>
+            <w:right w:w="108" w:type="dxa"/>
+          </w:tblCellMar>
         </w:tblPrEx>
         <w:trPr>
           <w:trHeight w:val="1078" w:hRule="atLeast"/>
@@ -1603,16 +1609,28 @@
                 <w:vertAlign w:val="baseline"/>
                 <w:lang w:val="en-US"/>
               </w:rPr>
-              <w:t>Big Comprehensive Robotics &amp; Autonomous Projects</w:t>
-            </w:r>
+              <w:t xml:space="preserve">Big Comprehensive Robotics &amp; </w:t>
+            </w:r>
+            <w:r>
+              <w:rPr>
+                <w:rFonts w:hint="default" w:ascii="Cascadia Code" w:hAnsi="Cascadia Code"/>
+                <w:b/>
+                <w:bCs/>
+                <w:color w:val="FFFFFF"/>
+                <w:sz w:val="28"/>
+                <w:szCs w:val="28"/>
+                <w:vertAlign w:val="baseline"/>
+                <w:lang w:val="en-US"/>
+              </w:rPr>
+              <w:t>Autonomous Vehicle Projects</w:t>
+            </w:r>
+            <w:bookmarkStart w:id="0" w:name="_GoBack"/>
+            <w:bookmarkEnd w:id="0"/>
           </w:p>
         </w:tc>
       </w:tr>
     </w:tbl>
-    <w:p>
-      <w:bookmarkStart w:id="0" w:name="_GoBack"/>
-      <w:bookmarkEnd w:id="0"/>
-    </w:p>
+    <w:p/>
     <w:sectPr>
       <w:pgSz w:w="16838" w:h="11906" w:orient="landscape"/>
       <w:pgMar w:top="720" w:right="144" w:bottom="144" w:left="720" w:header="720" w:footer="720" w:gutter="0"/>

--- a/repo_table_editable.docx
+++ b/repo_table_editable.docx
@@ -15,6 +15,1504 @@
         </w:rPr>
       </w:pPr>
     </w:p>
+    <w:tbl>
+      <w:tblPr>
+        <w:tblStyle w:val="4"/>
+        <w:tblpPr w:leftFromText="180" w:rightFromText="180" w:vertAnchor="text" w:horzAnchor="page" w:tblpX="1221" w:tblpY="388"/>
+        <w:tblOverlap w:val="never"/>
+        <w:tblW w:w="0" w:type="auto"/>
+        <w:tblInd w:w="0" w:type="dxa"/>
+        <w:tblBorders>
+          <w:top w:val="single" w:color="auto" w:sz="4" w:space="0"/>
+          <w:left w:val="single" w:color="auto" w:sz="4" w:space="0"/>
+          <w:bottom w:val="single" w:color="auto" w:sz="4" w:space="0"/>
+          <w:right w:val="single" w:color="auto" w:sz="4" w:space="0"/>
+          <w:insideH w:val="single" w:color="auto" w:sz="4" w:space="0"/>
+          <w:insideV w:val="single" w:color="auto" w:sz="4" w:space="0"/>
+        </w:tblBorders>
+        <w:tblLayout w:type="autofit"/>
+        <w:tblCellMar>
+          <w:top w:w="0" w:type="dxa"/>
+          <w:left w:w="108" w:type="dxa"/>
+          <w:bottom w:w="0" w:type="dxa"/>
+          <w:right w:w="108" w:type="dxa"/>
+        </w:tblCellMar>
+      </w:tblPr>
+      <w:tblGrid>
+        <w:gridCol w:w="2884"/>
+        <w:gridCol w:w="11175"/>
+      </w:tblGrid>
+      <w:tr>
+        <w:tblPrEx>
+          <w:tblBorders>
+            <w:top w:val="single" w:color="auto" w:sz="4" w:space="0"/>
+            <w:left w:val="single" w:color="auto" w:sz="4" w:space="0"/>
+            <w:bottom w:val="single" w:color="auto" w:sz="4" w:space="0"/>
+            <w:right w:val="single" w:color="auto" w:sz="4" w:space="0"/>
+            <w:insideH w:val="single" w:color="auto" w:sz="4" w:space="0"/>
+            <w:insideV w:val="single" w:color="auto" w:sz="4" w:space="0"/>
+          </w:tblBorders>
+          <w:tblCellMar>
+            <w:top w:w="0" w:type="dxa"/>
+            <w:left w:w="108" w:type="dxa"/>
+            <w:bottom w:w="0" w:type="dxa"/>
+            <w:right w:w="108" w:type="dxa"/>
+          </w:tblCellMar>
+        </w:tblPrEx>
+        <w:trPr>
+          <w:trHeight w:val="808" w:hRule="atLeast"/>
+        </w:trPr>
+        <w:tc>
+          <w:tcPr>
+            <w:tcW w:w="2884" w:type="dxa"/>
+            <w:tcBorders>
+              <w:top w:val="thinThickMediumGap" w:color="auto" w:sz="24" w:space="0"/>
+              <w:left w:val="thinThickMediumGap" w:color="auto" w:sz="24" w:space="0"/>
+              <w:bottom w:val="thinThickMediumGap" w:color="auto" w:sz="24" w:space="0"/>
+              <w:right w:val="thinThickMediumGap" w:color="auto" w:sz="24" w:space="0"/>
+            </w:tcBorders>
+            <w:shd w:val="clear" w:color="auto" w:fill="000000"/>
+            <w:vAlign w:val="center"/>
+          </w:tcPr>
+          <w:p>
+            <w:pPr>
+              <w:jc w:val="center"/>
+              <w:rPr>
+                <w:rFonts w:hint="default" w:ascii="Cascadia Code" w:hAnsi="Cascadia Code" w:cs="Cascadia Code"/>
+                <w:color w:val="FFFFFF"/>
+                <w:sz w:val="28"/>
+                <w:szCs w:val="28"/>
+                <w:vertAlign w:val="baseline"/>
+                <w:lang w:val="en-US"/>
+              </w:rPr>
+            </w:pPr>
+            <w:r>
+              <w:rPr>
+                <w:rFonts w:hint="default" w:ascii="Cascadia Code" w:hAnsi="Cascadia Code" w:cs="Cascadia Code"/>
+                <w:color w:val="FFFFFF"/>
+                <w:sz w:val="28"/>
+                <w:szCs w:val="28"/>
+                <w:vertAlign w:val="baseline"/>
+                <w:lang w:val="en-US"/>
+              </w:rPr>
+              <w:t>Repo Prefix</w:t>
+            </w:r>
+          </w:p>
+        </w:tc>
+        <w:tc>
+          <w:tcPr>
+            <w:tcW w:w="11175" w:type="dxa"/>
+            <w:tcBorders>
+              <w:top w:val="thinThickMediumGap" w:color="auto" w:sz="24" w:space="0"/>
+              <w:left w:val="thinThickMediumGap" w:color="auto" w:sz="24" w:space="0"/>
+              <w:bottom w:val="thinThickMediumGap" w:color="auto" w:sz="24" w:space="0"/>
+              <w:right w:val="thinThickMediumGap" w:color="auto" w:sz="24" w:space="0"/>
+            </w:tcBorders>
+            <w:shd w:val="clear" w:color="auto" w:fill="000000"/>
+            <w:vAlign w:val="center"/>
+          </w:tcPr>
+          <w:p>
+            <w:pPr>
+              <w:jc w:val="center"/>
+              <w:rPr>
+                <w:rFonts w:hint="default" w:ascii="Cascadia Code" w:hAnsi="Cascadia Code" w:cs="Cascadia Code"/>
+                <w:color w:val="FFFFFF"/>
+                <w:sz w:val="28"/>
+                <w:szCs w:val="28"/>
+                <w:vertAlign w:val="baseline"/>
+                <w:lang w:val="en-US"/>
+              </w:rPr>
+            </w:pPr>
+            <w:r>
+              <w:rPr>
+                <w:rFonts w:hint="default" w:ascii="Cascadia Code" w:hAnsi="Cascadia Code" w:cs="Cascadia Code"/>
+                <w:color w:val="FFFFFF"/>
+                <w:sz w:val="28"/>
+                <w:szCs w:val="28"/>
+                <w:vertAlign w:val="baseline"/>
+                <w:lang w:val="en-US"/>
+              </w:rPr>
+              <w:t>Repo Type</w:t>
+            </w:r>
+          </w:p>
+        </w:tc>
+      </w:tr>
+      <w:tr>
+        <w:tblPrEx>
+          <w:tblBorders>
+            <w:top w:val="single" w:color="auto" w:sz="4" w:space="0"/>
+            <w:left w:val="single" w:color="auto" w:sz="4" w:space="0"/>
+            <w:bottom w:val="single" w:color="auto" w:sz="4" w:space="0"/>
+            <w:right w:val="single" w:color="auto" w:sz="4" w:space="0"/>
+            <w:insideH w:val="single" w:color="auto" w:sz="4" w:space="0"/>
+            <w:insideV w:val="single" w:color="auto" w:sz="4" w:space="0"/>
+          </w:tblBorders>
+          <w:tblCellMar>
+            <w:top w:w="0" w:type="dxa"/>
+            <w:left w:w="108" w:type="dxa"/>
+            <w:bottom w:w="0" w:type="dxa"/>
+            <w:right w:w="108" w:type="dxa"/>
+          </w:tblCellMar>
+        </w:tblPrEx>
+        <w:trPr>
+          <w:trHeight w:val="652" w:hRule="atLeast"/>
+        </w:trPr>
+        <w:tc>
+          <w:tcPr>
+            <w:tcW w:w="2884" w:type="dxa"/>
+            <w:tcBorders>
+              <w:top w:val="thinThickMediumGap" w:color="auto" w:sz="24" w:space="0"/>
+              <w:left w:val="thinThickMediumGap" w:color="auto" w:sz="24" w:space="0"/>
+              <w:bottom w:val="thinThickMediumGap" w:color="auto" w:sz="24" w:space="0"/>
+              <w:right w:val="thinThickMediumGap" w:color="auto" w:sz="24" w:space="0"/>
+            </w:tcBorders>
+            <w:shd w:val="clear" w:color="auto" w:fill="993E3C"/>
+            <w:vAlign w:val="center"/>
+          </w:tcPr>
+          <w:p>
+            <w:pPr>
+              <w:spacing w:line="240" w:lineRule="auto"/>
+              <w:jc w:val="left"/>
+              <w:rPr>
+                <w:rFonts w:hint="default" w:ascii="Cascadia Code" w:hAnsi="Cascadia Code" w:cs="Cascadia Code"/>
+                <w:color w:val="FFFFFF"/>
+                <w:sz w:val="28"/>
+                <w:szCs w:val="28"/>
+                <w:vertAlign w:val="baseline"/>
+                <w:lang w:val="en-US"/>
+              </w:rPr>
+            </w:pPr>
+            <w:r>
+              <w:rPr>
+                <w:rFonts w:hint="default" w:ascii="Cascadia Code" w:hAnsi="Cascadia Code" w:cs="Cascadia Code"/>
+                <w:b/>
+                <w:bCs/>
+                <w:color w:val="FFFFFF"/>
+                <w:sz w:val="28"/>
+                <w:szCs w:val="28"/>
+                <w:vertAlign w:val="baseline"/>
+                <w:lang w:val="en-US"/>
+              </w:rPr>
+              <w:t>ROSRobotics_</w:t>
+            </w:r>
+          </w:p>
+        </w:tc>
+        <w:tc>
+          <w:tcPr>
+            <w:tcW w:w="11175" w:type="dxa"/>
+            <w:tcBorders>
+              <w:top w:val="thinThickMediumGap" w:color="auto" w:sz="24" w:space="0"/>
+              <w:left w:val="thinThickMediumGap" w:color="auto" w:sz="24" w:space="0"/>
+              <w:bottom w:val="thinThickMediumGap" w:color="auto" w:sz="24" w:space="0"/>
+              <w:right w:val="thinThickMediumGap" w:color="auto" w:sz="24" w:space="0"/>
+            </w:tcBorders>
+            <w:shd w:val="clear" w:color="auto" w:fill="993E3C"/>
+            <w:vAlign w:val="center"/>
+          </w:tcPr>
+          <w:p>
+            <w:pPr>
+              <w:spacing w:line="240" w:lineRule="auto"/>
+              <w:jc w:val="left"/>
+              <w:rPr>
+                <w:rFonts w:hint="default" w:ascii="Cascadia Code" w:hAnsi="Cascadia Code" w:cs="Cascadia Code"/>
+                <w:color w:val="FFFFFF"/>
+                <w:sz w:val="28"/>
+                <w:szCs w:val="28"/>
+                <w:vertAlign w:val="baseline"/>
+                <w:lang w:val="en-US"/>
+              </w:rPr>
+            </w:pPr>
+            <w:r>
+              <w:rPr>
+                <w:rFonts w:hint="default" w:ascii="Cascadia Code" w:hAnsi="Cascadia Code" w:cs="Cascadia Code"/>
+                <w:color w:val="FFFFFF"/>
+                <w:sz w:val="28"/>
+                <w:szCs w:val="28"/>
+                <w:vertAlign w:val="baseline"/>
+                <w:lang w:val="en-US"/>
+              </w:rPr>
+              <w:t xml:space="preserve">Projects on </w:t>
+            </w:r>
+            <w:r>
+              <w:rPr>
+                <w:rFonts w:hint="default"/>
+                <w:color w:val="FFFFFF"/>
+                <w:vertAlign w:val="baseline"/>
+                <w:lang w:val="en-US"/>
+              </w:rPr>
+              <w:t>➔</w:t>
+            </w:r>
+            <w:r>
+              <w:rPr>
+                <w:rFonts w:hint="default" w:ascii="Cascadia Code" w:hAnsi="Cascadia Code" w:cs="Cascadia Code"/>
+                <w:color w:val="FFFFFF"/>
+                <w:sz w:val="28"/>
+                <w:szCs w:val="28"/>
+                <w:vertAlign w:val="baseline"/>
+                <w:lang w:val="en-US"/>
+              </w:rPr>
+              <w:t xml:space="preserve"> Robotics &amp; Robotics Simulations</w:t>
+            </w:r>
+          </w:p>
+        </w:tc>
+      </w:tr>
+      <w:tr>
+        <w:tblPrEx>
+          <w:tblBorders>
+            <w:top w:val="single" w:color="auto" w:sz="4" w:space="0"/>
+            <w:left w:val="single" w:color="auto" w:sz="4" w:space="0"/>
+            <w:bottom w:val="single" w:color="auto" w:sz="4" w:space="0"/>
+            <w:right w:val="single" w:color="auto" w:sz="4" w:space="0"/>
+            <w:insideH w:val="single" w:color="auto" w:sz="4" w:space="0"/>
+            <w:insideV w:val="single" w:color="auto" w:sz="4" w:space="0"/>
+          </w:tblBorders>
+          <w:tblCellMar>
+            <w:top w:w="0" w:type="dxa"/>
+            <w:left w:w="108" w:type="dxa"/>
+            <w:bottom w:w="0" w:type="dxa"/>
+            <w:right w:w="108" w:type="dxa"/>
+          </w:tblCellMar>
+        </w:tblPrEx>
+        <w:trPr>
+          <w:trHeight w:val="503" w:hRule="atLeast"/>
+        </w:trPr>
+        <w:tc>
+          <w:tcPr>
+            <w:tcW w:w="2884" w:type="dxa"/>
+            <w:tcBorders>
+              <w:top w:val="thinThickMediumGap" w:color="auto" w:sz="24" w:space="0"/>
+              <w:left w:val="thinThickMediumGap" w:color="auto" w:sz="24" w:space="0"/>
+              <w:bottom w:val="thinThickMediumGap" w:color="auto" w:sz="24" w:space="0"/>
+              <w:right w:val="thinThickMediumGap" w:color="auto" w:sz="24" w:space="0"/>
+            </w:tcBorders>
+            <w:shd w:val="clear" w:color="auto" w:fill="C0504D"/>
+            <w:vAlign w:val="center"/>
+          </w:tcPr>
+          <w:p>
+            <w:pPr>
+              <w:spacing w:line="240" w:lineRule="auto"/>
+              <w:jc w:val="left"/>
+              <w:rPr>
+                <w:rFonts w:hint="default" w:ascii="Cascadia Code" w:hAnsi="Cascadia Code" w:cs="Cascadia Code"/>
+                <w:color w:val="FFFFFF"/>
+                <w:sz w:val="28"/>
+                <w:szCs w:val="28"/>
+                <w:vertAlign w:val="baseline"/>
+                <w:lang w:val="en-US"/>
+              </w:rPr>
+            </w:pPr>
+            <w:r>
+              <w:rPr>
+                <w:rFonts w:hint="default" w:ascii="Cascadia Code" w:hAnsi="Cascadia Code" w:cs="Cascadia Code"/>
+                <w:b/>
+                <w:bCs/>
+                <w:color w:val="FFFFFF"/>
+                <w:sz w:val="28"/>
+                <w:szCs w:val="28"/>
+                <w:vertAlign w:val="baseline"/>
+                <w:lang w:val="en-US"/>
+              </w:rPr>
+              <w:t>CarlaSim_</w:t>
+            </w:r>
+          </w:p>
+        </w:tc>
+        <w:tc>
+          <w:tcPr>
+            <w:tcW w:w="11175" w:type="dxa"/>
+            <w:tcBorders>
+              <w:top w:val="thinThickMediumGap" w:color="auto" w:sz="24" w:space="0"/>
+              <w:left w:val="thinThickMediumGap" w:color="auto" w:sz="24" w:space="0"/>
+              <w:bottom w:val="thinThickMediumGap" w:color="auto" w:sz="24" w:space="0"/>
+              <w:right w:val="thinThickMediumGap" w:color="auto" w:sz="24" w:space="0"/>
+            </w:tcBorders>
+            <w:shd w:val="clear" w:color="auto" w:fill="C0504D"/>
+            <w:vAlign w:val="center"/>
+          </w:tcPr>
+          <w:p>
+            <w:pPr>
+              <w:spacing w:line="240" w:lineRule="auto"/>
+              <w:jc w:val="left"/>
+              <w:rPr>
+                <w:rFonts w:hint="default" w:ascii="Cascadia Code" w:hAnsi="Cascadia Code" w:cs="Cascadia Code"/>
+                <w:color w:val="FFFFFF"/>
+                <w:sz w:val="28"/>
+                <w:szCs w:val="28"/>
+                <w:vertAlign w:val="baseline"/>
+                <w:lang w:val="en-US"/>
+              </w:rPr>
+            </w:pPr>
+            <w:r>
+              <w:rPr>
+                <w:rFonts w:hint="default" w:ascii="Cascadia Code" w:hAnsi="Cascadia Code" w:cs="Cascadia Code"/>
+                <w:color w:val="FFFFFF"/>
+                <w:sz w:val="28"/>
+                <w:szCs w:val="28"/>
+                <w:vertAlign w:val="baseline"/>
+                <w:lang w:val="en-US"/>
+              </w:rPr>
+              <w:t xml:space="preserve">Projects on </w:t>
+            </w:r>
+            <w:r>
+              <w:rPr>
+                <w:rFonts w:hint="default"/>
+                <w:color w:val="FFFFFF"/>
+                <w:vertAlign w:val="baseline"/>
+                <w:lang w:val="en-US"/>
+              </w:rPr>
+              <w:t>➔</w:t>
+            </w:r>
+            <w:r>
+              <w:rPr>
+                <w:rFonts w:hint="default" w:ascii="Cascadia Code" w:hAnsi="Cascadia Code" w:cs="Cascadia Code"/>
+                <w:color w:val="FFFFFF"/>
+                <w:sz w:val="28"/>
+                <w:szCs w:val="28"/>
+                <w:vertAlign w:val="baseline"/>
+                <w:lang w:val="en-US"/>
+              </w:rPr>
+              <w:t xml:space="preserve"> Self Driving Cars using the </w:t>
+            </w:r>
+            <w:r>
+              <w:rPr>
+                <w:rFonts w:hint="default" w:ascii="Cascadia Code" w:hAnsi="Cascadia Code" w:cs="Cascadia Code"/>
+                <w:b/>
+                <w:bCs/>
+                <w:color w:val="FFFFFF"/>
+                <w:sz w:val="28"/>
+                <w:szCs w:val="28"/>
+                <w:vertAlign w:val="baseline"/>
+                <w:lang w:val="en-US"/>
+              </w:rPr>
+              <w:t>Carla Simulator</w:t>
+            </w:r>
+          </w:p>
+        </w:tc>
+      </w:tr>
+      <w:tr>
+        <w:tblPrEx>
+          <w:tblBorders>
+            <w:top w:val="single" w:color="auto" w:sz="4" w:space="0"/>
+            <w:left w:val="single" w:color="auto" w:sz="4" w:space="0"/>
+            <w:bottom w:val="single" w:color="auto" w:sz="4" w:space="0"/>
+            <w:right w:val="single" w:color="auto" w:sz="4" w:space="0"/>
+            <w:insideH w:val="single" w:color="auto" w:sz="4" w:space="0"/>
+            <w:insideV w:val="single" w:color="auto" w:sz="4" w:space="0"/>
+          </w:tblBorders>
+          <w:tblCellMar>
+            <w:top w:w="0" w:type="dxa"/>
+            <w:left w:w="108" w:type="dxa"/>
+            <w:bottom w:w="0" w:type="dxa"/>
+            <w:right w:w="108" w:type="dxa"/>
+          </w:tblCellMar>
+        </w:tblPrEx>
+        <w:trPr>
+          <w:trHeight w:val="503" w:hRule="atLeast"/>
+        </w:trPr>
+        <w:tc>
+          <w:tcPr>
+            <w:tcW w:w="2884" w:type="dxa"/>
+            <w:tcBorders>
+              <w:top w:val="thinThickMediumGap" w:color="auto" w:sz="24" w:space="0"/>
+              <w:left w:val="thinThickMediumGap" w:color="auto" w:sz="24" w:space="0"/>
+              <w:bottom w:val="thinThickMediumGap" w:color="auto" w:sz="24" w:space="0"/>
+              <w:right w:val="thinThickMediumGap" w:color="auto" w:sz="24" w:space="0"/>
+            </w:tcBorders>
+            <w:shd w:val="clear" w:color="auto" w:fill="993E3C"/>
+            <w:vAlign w:val="center"/>
+          </w:tcPr>
+          <w:p>
+            <w:pPr>
+              <w:spacing w:line="240" w:lineRule="auto"/>
+              <w:jc w:val="left"/>
+              <w:rPr>
+                <w:rFonts w:hint="default" w:ascii="Cascadia Code" w:hAnsi="Cascadia Code" w:cs="Cascadia Code"/>
+                <w:color w:val="FFFFFF"/>
+                <w:sz w:val="28"/>
+                <w:szCs w:val="28"/>
+                <w:vertAlign w:val="baseline"/>
+                <w:lang w:val="en-US"/>
+              </w:rPr>
+            </w:pPr>
+            <w:r>
+              <w:rPr>
+                <w:rFonts w:hint="default" w:ascii="Cascadia Code" w:hAnsi="Cascadia Code" w:cs="Cascadia Code"/>
+                <w:b/>
+                <w:bCs/>
+                <w:color w:val="FFFFFF"/>
+                <w:sz w:val="28"/>
+                <w:szCs w:val="28"/>
+                <w:vertAlign w:val="baseline"/>
+                <w:lang w:val="en-US"/>
+              </w:rPr>
+              <w:t>PathPlanning_</w:t>
+            </w:r>
+          </w:p>
+        </w:tc>
+        <w:tc>
+          <w:tcPr>
+            <w:tcW w:w="11175" w:type="dxa"/>
+            <w:tcBorders>
+              <w:top w:val="thinThickMediumGap" w:color="auto" w:sz="24" w:space="0"/>
+              <w:left w:val="thinThickMediumGap" w:color="auto" w:sz="24" w:space="0"/>
+              <w:bottom w:val="thinThickMediumGap" w:color="auto" w:sz="24" w:space="0"/>
+              <w:right w:val="thinThickMediumGap" w:color="auto" w:sz="24" w:space="0"/>
+            </w:tcBorders>
+            <w:shd w:val="clear" w:color="auto" w:fill="993E3C"/>
+            <w:vAlign w:val="center"/>
+          </w:tcPr>
+          <w:p>
+            <w:pPr>
+              <w:spacing w:line="240" w:lineRule="auto"/>
+              <w:jc w:val="left"/>
+              <w:rPr>
+                <w:rFonts w:hint="default" w:ascii="Cascadia Code" w:hAnsi="Cascadia Code" w:cs="Cascadia Code"/>
+                <w:color w:val="FFFFFF"/>
+                <w:sz w:val="28"/>
+                <w:szCs w:val="28"/>
+                <w:vertAlign w:val="baseline"/>
+                <w:lang w:val="en-US"/>
+              </w:rPr>
+            </w:pPr>
+            <w:r>
+              <w:rPr>
+                <w:rFonts w:hint="default" w:ascii="Cascadia Code" w:hAnsi="Cascadia Code" w:cs="Cascadia Code"/>
+                <w:color w:val="FFFFFF"/>
+                <w:sz w:val="28"/>
+                <w:szCs w:val="28"/>
+                <w:vertAlign w:val="baseline"/>
+                <w:lang w:val="en-US"/>
+              </w:rPr>
+              <w:t xml:space="preserve">Projects on </w:t>
+            </w:r>
+            <w:r>
+              <w:rPr>
+                <w:rFonts w:hint="default"/>
+                <w:color w:val="FFFFFF"/>
+                <w:vertAlign w:val="baseline"/>
+                <w:lang w:val="en-US"/>
+              </w:rPr>
+              <w:t>➔</w:t>
+            </w:r>
+            <w:r>
+              <w:rPr>
+                <w:rFonts w:hint="default" w:ascii="Cascadia Code" w:hAnsi="Cascadia Code" w:cs="Cascadia Code"/>
+                <w:color w:val="FFFFFF"/>
+                <w:sz w:val="28"/>
+                <w:szCs w:val="28"/>
+                <w:vertAlign w:val="baseline"/>
+                <w:lang w:val="en-US"/>
+              </w:rPr>
+              <w:t xml:space="preserve"> </w:t>
+            </w:r>
+            <w:r>
+              <w:rPr>
+                <w:rFonts w:hint="default" w:ascii="Cascadia Code" w:hAnsi="Cascadia Code" w:cs="Cascadia Code"/>
+                <w:b/>
+                <w:bCs/>
+                <w:color w:val="FFFFFF"/>
+                <w:sz w:val="28"/>
+                <w:szCs w:val="28"/>
+                <w:vertAlign w:val="baseline"/>
+                <w:lang w:val="en-US"/>
+              </w:rPr>
+              <w:t>Path Planning</w:t>
+            </w:r>
+            <w:r>
+              <w:rPr>
+                <w:rFonts w:hint="default" w:ascii="Cascadia Code" w:hAnsi="Cascadia Code" w:cs="Cascadia Code"/>
+                <w:color w:val="FFFFFF"/>
+                <w:sz w:val="28"/>
+                <w:szCs w:val="28"/>
+                <w:vertAlign w:val="baseline"/>
+                <w:lang w:val="en-US"/>
+              </w:rPr>
+              <w:t xml:space="preserve"> Algorithms &amp; Simulations</w:t>
+            </w:r>
+          </w:p>
+        </w:tc>
+      </w:tr>
+      <w:tr>
+        <w:tblPrEx>
+          <w:tblBorders>
+            <w:top w:val="single" w:color="auto" w:sz="4" w:space="0"/>
+            <w:left w:val="single" w:color="auto" w:sz="4" w:space="0"/>
+            <w:bottom w:val="single" w:color="auto" w:sz="4" w:space="0"/>
+            <w:right w:val="single" w:color="auto" w:sz="4" w:space="0"/>
+            <w:insideH w:val="single" w:color="auto" w:sz="4" w:space="0"/>
+            <w:insideV w:val="single" w:color="auto" w:sz="4" w:space="0"/>
+          </w:tblBorders>
+          <w:tblCellMar>
+            <w:top w:w="0" w:type="dxa"/>
+            <w:left w:w="108" w:type="dxa"/>
+            <w:bottom w:w="0" w:type="dxa"/>
+            <w:right w:w="108" w:type="dxa"/>
+          </w:tblCellMar>
+        </w:tblPrEx>
+        <w:trPr>
+          <w:trHeight w:val="503" w:hRule="atLeast"/>
+        </w:trPr>
+        <w:tc>
+          <w:tcPr>
+            <w:tcW w:w="2884" w:type="dxa"/>
+            <w:tcBorders>
+              <w:top w:val="thinThickMediumGap" w:color="auto" w:sz="24" w:space="0"/>
+              <w:left w:val="thinThickMediumGap" w:color="auto" w:sz="24" w:space="0"/>
+              <w:bottom w:val="thinThickMediumGap" w:color="auto" w:sz="24" w:space="0"/>
+              <w:right w:val="thinThickMediumGap" w:color="auto" w:sz="24" w:space="0"/>
+            </w:tcBorders>
+            <w:shd w:val="clear" w:color="auto" w:fill="C0504D"/>
+            <w:vAlign w:val="center"/>
+          </w:tcPr>
+          <w:p>
+            <w:pPr>
+              <w:spacing w:line="240" w:lineRule="auto"/>
+              <w:jc w:val="left"/>
+              <w:rPr>
+                <w:rFonts w:hint="default" w:ascii="Cascadia Code" w:hAnsi="Cascadia Code" w:cs="Cascadia Code"/>
+                <w:color w:val="FFFFFF"/>
+                <w:sz w:val="28"/>
+                <w:szCs w:val="28"/>
+                <w:vertAlign w:val="baseline"/>
+                <w:lang w:val="en-US"/>
+              </w:rPr>
+            </w:pPr>
+            <w:r>
+              <w:rPr>
+                <w:rFonts w:hint="default" w:ascii="Cascadia Code" w:hAnsi="Cascadia Code" w:cs="Cascadia Code"/>
+                <w:b/>
+                <w:bCs/>
+                <w:color w:val="FFFFFF"/>
+                <w:sz w:val="28"/>
+                <w:szCs w:val="28"/>
+                <w:vertAlign w:val="baseline"/>
+                <w:lang w:val="en-US"/>
+              </w:rPr>
+              <w:t>MotionPlanning_</w:t>
+            </w:r>
+          </w:p>
+        </w:tc>
+        <w:tc>
+          <w:tcPr>
+            <w:tcW w:w="11175" w:type="dxa"/>
+            <w:tcBorders>
+              <w:top w:val="thinThickMediumGap" w:color="auto" w:sz="24" w:space="0"/>
+              <w:left w:val="thinThickMediumGap" w:color="auto" w:sz="24" w:space="0"/>
+              <w:bottom w:val="thinThickMediumGap" w:color="auto" w:sz="24" w:space="0"/>
+              <w:right w:val="thinThickMediumGap" w:color="auto" w:sz="24" w:space="0"/>
+            </w:tcBorders>
+            <w:shd w:val="clear" w:color="auto" w:fill="C0504D"/>
+            <w:vAlign w:val="center"/>
+          </w:tcPr>
+          <w:p>
+            <w:pPr>
+              <w:spacing w:line="240" w:lineRule="auto"/>
+              <w:jc w:val="left"/>
+              <w:rPr>
+                <w:rFonts w:hint="default" w:ascii="Cascadia Code" w:hAnsi="Cascadia Code" w:cs="Cascadia Code"/>
+                <w:color w:val="FFFFFF"/>
+                <w:sz w:val="28"/>
+                <w:szCs w:val="28"/>
+                <w:vertAlign w:val="baseline"/>
+                <w:lang w:val="en-US"/>
+              </w:rPr>
+            </w:pPr>
+            <w:r>
+              <w:rPr>
+                <w:rFonts w:hint="default" w:ascii="Cascadia Code" w:hAnsi="Cascadia Code" w:cs="Cascadia Code"/>
+                <w:color w:val="FFFFFF"/>
+                <w:sz w:val="28"/>
+                <w:szCs w:val="28"/>
+                <w:vertAlign w:val="baseline"/>
+                <w:lang w:val="en-US"/>
+              </w:rPr>
+              <w:t xml:space="preserve">Projects on </w:t>
+            </w:r>
+            <w:r>
+              <w:rPr>
+                <w:rFonts w:hint="default"/>
+                <w:color w:val="FFFFFF"/>
+                <w:vertAlign w:val="baseline"/>
+                <w:lang w:val="en-US"/>
+              </w:rPr>
+              <w:t>➔</w:t>
+            </w:r>
+            <w:r>
+              <w:rPr>
+                <w:rFonts w:hint="default" w:ascii="Cascadia Code" w:hAnsi="Cascadia Code" w:cs="Cascadia Code"/>
+                <w:color w:val="FFFFFF"/>
+                <w:sz w:val="28"/>
+                <w:szCs w:val="28"/>
+                <w:vertAlign w:val="baseline"/>
+                <w:lang w:val="en-US"/>
+              </w:rPr>
+              <w:t xml:space="preserve"> </w:t>
+            </w:r>
+            <w:r>
+              <w:rPr>
+                <w:rFonts w:hint="default" w:ascii="Cascadia Code" w:hAnsi="Cascadia Code" w:cs="Cascadia Code"/>
+                <w:b/>
+                <w:bCs/>
+                <w:color w:val="FFFFFF"/>
+                <w:sz w:val="28"/>
+                <w:szCs w:val="28"/>
+                <w:vertAlign w:val="baseline"/>
+                <w:lang w:val="en-US"/>
+              </w:rPr>
+              <w:t>Motion Planning</w:t>
+            </w:r>
+            <w:r>
+              <w:rPr>
+                <w:rFonts w:hint="default" w:ascii="Cascadia Code" w:hAnsi="Cascadia Code" w:cs="Cascadia Code"/>
+                <w:color w:val="FFFFFF"/>
+                <w:sz w:val="28"/>
+                <w:szCs w:val="28"/>
+                <w:vertAlign w:val="baseline"/>
+                <w:lang w:val="en-US"/>
+              </w:rPr>
+              <w:t xml:space="preserve"> Algorithms &amp; Simulations</w:t>
+            </w:r>
+          </w:p>
+        </w:tc>
+      </w:tr>
+      <w:tr>
+        <w:tblPrEx>
+          <w:tblBorders>
+            <w:top w:val="single" w:color="auto" w:sz="4" w:space="0"/>
+            <w:left w:val="single" w:color="auto" w:sz="4" w:space="0"/>
+            <w:bottom w:val="single" w:color="auto" w:sz="4" w:space="0"/>
+            <w:right w:val="single" w:color="auto" w:sz="4" w:space="0"/>
+            <w:insideH w:val="single" w:color="auto" w:sz="4" w:space="0"/>
+            <w:insideV w:val="single" w:color="auto" w:sz="4" w:space="0"/>
+          </w:tblBorders>
+          <w:tblCellMar>
+            <w:top w:w="0" w:type="dxa"/>
+            <w:left w:w="108" w:type="dxa"/>
+            <w:bottom w:w="0" w:type="dxa"/>
+            <w:right w:w="108" w:type="dxa"/>
+          </w:tblCellMar>
+        </w:tblPrEx>
+        <w:trPr>
+          <w:trHeight w:val="503" w:hRule="atLeast"/>
+        </w:trPr>
+        <w:tc>
+          <w:tcPr>
+            <w:tcW w:w="2884" w:type="dxa"/>
+            <w:tcBorders>
+              <w:top w:val="thinThickMediumGap" w:color="auto" w:sz="24" w:space="0"/>
+              <w:left w:val="thinThickMediumGap" w:color="auto" w:sz="24" w:space="0"/>
+              <w:bottom w:val="thinThickMediumGap" w:color="auto" w:sz="24" w:space="0"/>
+              <w:right w:val="thinThickMediumGap" w:color="auto" w:sz="24" w:space="0"/>
+            </w:tcBorders>
+            <w:shd w:val="clear" w:color="auto" w:fill="993E3C"/>
+            <w:vAlign w:val="center"/>
+          </w:tcPr>
+          <w:p>
+            <w:pPr>
+              <w:spacing w:line="240" w:lineRule="auto"/>
+              <w:jc w:val="left"/>
+              <w:rPr>
+                <w:rFonts w:hint="default" w:ascii="Cascadia Code" w:hAnsi="Cascadia Code" w:cs="Cascadia Code"/>
+                <w:color w:val="FFFFFF"/>
+                <w:sz w:val="28"/>
+                <w:szCs w:val="28"/>
+                <w:vertAlign w:val="baseline"/>
+                <w:lang w:val="en-US"/>
+              </w:rPr>
+            </w:pPr>
+            <w:r>
+              <w:rPr>
+                <w:rFonts w:hint="default" w:ascii="Cascadia Code" w:hAnsi="Cascadia Code" w:cs="Cascadia Code"/>
+                <w:b/>
+                <w:bCs/>
+                <w:color w:val="FFFFFF"/>
+                <w:sz w:val="28"/>
+                <w:szCs w:val="28"/>
+                <w:vertAlign w:val="baseline"/>
+                <w:lang w:val="en-US"/>
+              </w:rPr>
+              <w:t>HKBOT_</w:t>
+            </w:r>
+          </w:p>
+        </w:tc>
+        <w:tc>
+          <w:tcPr>
+            <w:tcW w:w="11175" w:type="dxa"/>
+            <w:tcBorders>
+              <w:top w:val="thinThickMediumGap" w:color="auto" w:sz="24" w:space="0"/>
+              <w:left w:val="thinThickMediumGap" w:color="auto" w:sz="24" w:space="0"/>
+              <w:bottom w:val="thinThickMediumGap" w:color="auto" w:sz="24" w:space="0"/>
+              <w:right w:val="thinThickMediumGap" w:color="auto" w:sz="24" w:space="0"/>
+            </w:tcBorders>
+            <w:shd w:val="clear" w:color="auto" w:fill="993E3C"/>
+            <w:vAlign w:val="center"/>
+          </w:tcPr>
+          <w:p>
+            <w:pPr>
+              <w:spacing w:line="240" w:lineRule="auto"/>
+              <w:jc w:val="left"/>
+              <w:rPr>
+                <w:rFonts w:hint="default" w:ascii="Cascadia Code" w:hAnsi="Cascadia Code" w:cs="Cascadia Code"/>
+                <w:color w:val="FFFFFF"/>
+                <w:sz w:val="28"/>
+                <w:szCs w:val="28"/>
+                <w:vertAlign w:val="baseline"/>
+                <w:lang w:val="en-US"/>
+              </w:rPr>
+            </w:pPr>
+            <w:r>
+              <w:rPr>
+                <w:rFonts w:hint="default" w:ascii="Cascadia Code" w:hAnsi="Cascadia Code" w:cs="Cascadia Code"/>
+                <w:color w:val="FFFFFF"/>
+                <w:sz w:val="28"/>
+                <w:szCs w:val="28"/>
+                <w:vertAlign w:val="baseline"/>
+                <w:lang w:val="en-US"/>
+              </w:rPr>
+              <w:t xml:space="preserve">Projects on </w:t>
+            </w:r>
+            <w:r>
+              <w:rPr>
+                <w:rFonts w:hint="default"/>
+                <w:color w:val="FFFFFF"/>
+                <w:vertAlign w:val="baseline"/>
+                <w:lang w:val="en-US"/>
+              </w:rPr>
+              <w:t>➔</w:t>
+            </w:r>
+            <w:r>
+              <w:rPr>
+                <w:rFonts w:hint="default" w:ascii="Cascadia Code" w:hAnsi="Cascadia Code" w:cs="Cascadia Code"/>
+                <w:color w:val="FFFFFF"/>
+                <w:sz w:val="28"/>
+                <w:szCs w:val="28"/>
+                <w:vertAlign w:val="baseline"/>
+                <w:lang w:val="en-US"/>
+              </w:rPr>
+              <w:t xml:space="preserve"> My Custom Made </w:t>
+            </w:r>
+            <w:r>
+              <w:rPr>
+                <w:rFonts w:hint="default" w:ascii="Cascadia Code" w:hAnsi="Cascadia Code" w:cs="Cascadia Code"/>
+                <w:b/>
+                <w:bCs/>
+                <w:color w:val="FFFFFF"/>
+                <w:sz w:val="28"/>
+                <w:szCs w:val="28"/>
+                <w:vertAlign w:val="baseline"/>
+                <w:lang w:val="en-US"/>
+              </w:rPr>
+              <w:t>Mobile Robot</w:t>
+            </w:r>
+            <w:r>
+              <w:rPr>
+                <w:rFonts w:hint="default" w:ascii="Cascadia Code" w:hAnsi="Cascadia Code" w:cs="Cascadia Code"/>
+                <w:color w:val="FFFFFF"/>
+                <w:sz w:val="28"/>
+                <w:szCs w:val="28"/>
+                <w:vertAlign w:val="baseline"/>
+                <w:lang w:val="en-US"/>
+              </w:rPr>
+              <w:t xml:space="preserve"> w/ Jetson Nano</w:t>
+            </w:r>
+          </w:p>
+        </w:tc>
+      </w:tr>
+      <w:tr>
+        <w:tblPrEx>
+          <w:tblBorders>
+            <w:top w:val="single" w:color="auto" w:sz="4" w:space="0"/>
+            <w:left w:val="single" w:color="auto" w:sz="4" w:space="0"/>
+            <w:bottom w:val="single" w:color="auto" w:sz="4" w:space="0"/>
+            <w:right w:val="single" w:color="auto" w:sz="4" w:space="0"/>
+            <w:insideH w:val="single" w:color="auto" w:sz="4" w:space="0"/>
+            <w:insideV w:val="single" w:color="auto" w:sz="4" w:space="0"/>
+          </w:tblBorders>
+          <w:tblCellMar>
+            <w:top w:w="0" w:type="dxa"/>
+            <w:left w:w="108" w:type="dxa"/>
+            <w:bottom w:w="0" w:type="dxa"/>
+            <w:right w:w="108" w:type="dxa"/>
+          </w:tblCellMar>
+        </w:tblPrEx>
+        <w:trPr>
+          <w:trHeight w:val="503" w:hRule="atLeast"/>
+        </w:trPr>
+        <w:tc>
+          <w:tcPr>
+            <w:tcW w:w="2884" w:type="dxa"/>
+            <w:tcBorders>
+              <w:top w:val="thinThickMediumGap" w:color="auto" w:sz="24" w:space="0"/>
+              <w:left w:val="thinThickMediumGap" w:color="auto" w:sz="24" w:space="0"/>
+              <w:bottom w:val="thinThickMediumGap" w:color="auto" w:sz="24" w:space="0"/>
+              <w:right w:val="thinThickMediumGap" w:color="auto" w:sz="24" w:space="0"/>
+            </w:tcBorders>
+            <w:shd w:val="clear" w:color="auto" w:fill="C0504D"/>
+            <w:vAlign w:val="center"/>
+          </w:tcPr>
+          <w:p>
+            <w:pPr>
+              <w:spacing w:line="240" w:lineRule="auto"/>
+              <w:jc w:val="left"/>
+              <w:rPr>
+                <w:rFonts w:hint="default" w:ascii="Cascadia Code" w:hAnsi="Cascadia Code" w:cs="Cascadia Code"/>
+                <w:color w:val="FFFFFF"/>
+                <w:sz w:val="28"/>
+                <w:szCs w:val="28"/>
+                <w:vertAlign w:val="baseline"/>
+                <w:lang w:val="en-US"/>
+              </w:rPr>
+            </w:pPr>
+            <w:r>
+              <w:rPr>
+                <w:rFonts w:hint="default" w:ascii="Cascadia Code" w:hAnsi="Cascadia Code" w:cs="Cascadia Code"/>
+                <w:b/>
+                <w:bCs/>
+                <w:color w:val="FFFFFF"/>
+                <w:sz w:val="28"/>
+                <w:szCs w:val="28"/>
+                <w:vertAlign w:val="baseline"/>
+                <w:lang w:val="en-US"/>
+              </w:rPr>
+              <w:t>3DVision_</w:t>
+            </w:r>
+          </w:p>
+        </w:tc>
+        <w:tc>
+          <w:tcPr>
+            <w:tcW w:w="11175" w:type="dxa"/>
+            <w:tcBorders>
+              <w:top w:val="thinThickMediumGap" w:color="auto" w:sz="24" w:space="0"/>
+              <w:left w:val="thinThickMediumGap" w:color="auto" w:sz="24" w:space="0"/>
+              <w:bottom w:val="thinThickMediumGap" w:color="auto" w:sz="24" w:space="0"/>
+              <w:right w:val="thinThickMediumGap" w:color="auto" w:sz="24" w:space="0"/>
+            </w:tcBorders>
+            <w:shd w:val="clear" w:color="auto" w:fill="C0504D"/>
+            <w:vAlign w:val="center"/>
+          </w:tcPr>
+          <w:p>
+            <w:pPr>
+              <w:spacing w:line="240" w:lineRule="auto"/>
+              <w:jc w:val="left"/>
+              <w:rPr>
+                <w:rFonts w:hint="default" w:ascii="Cascadia Code" w:hAnsi="Cascadia Code" w:cs="Cascadia Code"/>
+                <w:color w:val="FFFFFF"/>
+                <w:sz w:val="28"/>
+                <w:szCs w:val="28"/>
+                <w:vertAlign w:val="baseline"/>
+                <w:lang w:val="en-US"/>
+              </w:rPr>
+            </w:pPr>
+            <w:r>
+              <w:rPr>
+                <w:rFonts w:hint="default" w:ascii="Cascadia Code" w:hAnsi="Cascadia Code" w:cs="Cascadia Code"/>
+                <w:color w:val="FFFFFF"/>
+                <w:sz w:val="28"/>
+                <w:szCs w:val="28"/>
+                <w:vertAlign w:val="baseline"/>
+                <w:lang w:val="en-US"/>
+              </w:rPr>
+              <w:t xml:space="preserve">Projects on </w:t>
+            </w:r>
+            <w:r>
+              <w:rPr>
+                <w:rFonts w:hint="default"/>
+                <w:color w:val="FFFFFF"/>
+                <w:vertAlign w:val="baseline"/>
+                <w:lang w:val="en-US"/>
+              </w:rPr>
+              <w:t>➔</w:t>
+            </w:r>
+            <w:r>
+              <w:rPr>
+                <w:rFonts w:hint="default" w:ascii="Cascadia Code" w:hAnsi="Cascadia Code" w:cs="Cascadia Code"/>
+                <w:color w:val="FFFFFF"/>
+                <w:sz w:val="28"/>
+                <w:szCs w:val="28"/>
+                <w:vertAlign w:val="baseline"/>
+                <w:lang w:val="en-US"/>
+              </w:rPr>
+              <w:t xml:space="preserve"> </w:t>
+            </w:r>
+            <w:r>
+              <w:rPr>
+                <w:rFonts w:hint="default" w:ascii="Cascadia Code" w:hAnsi="Cascadia Code" w:cs="Cascadia Code"/>
+                <w:b/>
+                <w:bCs/>
+                <w:color w:val="FFFFFF"/>
+                <w:sz w:val="28"/>
+                <w:szCs w:val="28"/>
+                <w:vertAlign w:val="baseline"/>
+                <w:lang w:val="en-US"/>
+              </w:rPr>
+              <w:t xml:space="preserve">3D </w:t>
+            </w:r>
+            <w:r>
+              <w:rPr>
+                <w:rFonts w:hint="default" w:ascii="Cascadia Code" w:hAnsi="Cascadia Code" w:cs="Cascadia Code"/>
+                <w:color w:val="FFFFFF"/>
+                <w:sz w:val="28"/>
+                <w:szCs w:val="28"/>
+                <w:vertAlign w:val="baseline"/>
+                <w:lang w:val="en-US"/>
+              </w:rPr>
+              <w:t>Computer Vision, Depth Maps &amp; Point Clouds</w:t>
+            </w:r>
+          </w:p>
+        </w:tc>
+      </w:tr>
+      <w:tr>
+        <w:tblPrEx>
+          <w:tblBorders>
+            <w:top w:val="single" w:color="auto" w:sz="4" w:space="0"/>
+            <w:left w:val="single" w:color="auto" w:sz="4" w:space="0"/>
+            <w:bottom w:val="single" w:color="auto" w:sz="4" w:space="0"/>
+            <w:right w:val="single" w:color="auto" w:sz="4" w:space="0"/>
+            <w:insideH w:val="single" w:color="auto" w:sz="4" w:space="0"/>
+            <w:insideV w:val="single" w:color="auto" w:sz="4" w:space="0"/>
+          </w:tblBorders>
+          <w:tblCellMar>
+            <w:top w:w="0" w:type="dxa"/>
+            <w:left w:w="108" w:type="dxa"/>
+            <w:bottom w:w="0" w:type="dxa"/>
+            <w:right w:w="108" w:type="dxa"/>
+          </w:tblCellMar>
+        </w:tblPrEx>
+        <w:trPr>
+          <w:trHeight w:val="503" w:hRule="atLeast"/>
+        </w:trPr>
+        <w:tc>
+          <w:tcPr>
+            <w:tcW w:w="2884" w:type="dxa"/>
+            <w:tcBorders>
+              <w:top w:val="thinThickMediumGap" w:color="auto" w:sz="24" w:space="0"/>
+              <w:left w:val="thinThickMediumGap" w:color="auto" w:sz="24" w:space="0"/>
+              <w:bottom w:val="thinThickMediumGap" w:color="auto" w:sz="24" w:space="0"/>
+              <w:right w:val="thinThickMediumGap" w:color="auto" w:sz="24" w:space="0"/>
+            </w:tcBorders>
+            <w:shd w:val="clear" w:color="auto" w:fill="993E3C"/>
+            <w:vAlign w:val="center"/>
+          </w:tcPr>
+          <w:p>
+            <w:pPr>
+              <w:spacing w:line="240" w:lineRule="auto"/>
+              <w:jc w:val="left"/>
+              <w:rPr>
+                <w:rFonts w:hint="default" w:ascii="Cascadia Code" w:hAnsi="Cascadia Code" w:cs="Cascadia Code"/>
+                <w:color w:val="FFFFFF"/>
+                <w:sz w:val="28"/>
+                <w:szCs w:val="28"/>
+                <w:vertAlign w:val="baseline"/>
+                <w:lang w:val="en-US"/>
+              </w:rPr>
+            </w:pPr>
+            <w:r>
+              <w:rPr>
+                <w:rFonts w:hint="default" w:ascii="Cascadia Code" w:hAnsi="Cascadia Code" w:cs="Cascadia Code"/>
+                <w:b/>
+                <w:bCs/>
+                <w:color w:val="FFFFFF"/>
+                <w:sz w:val="28"/>
+                <w:szCs w:val="28"/>
+                <w:vertAlign w:val="baseline"/>
+                <w:lang w:val="en-US"/>
+              </w:rPr>
+              <w:t>OpenCV_</w:t>
+            </w:r>
+          </w:p>
+        </w:tc>
+        <w:tc>
+          <w:tcPr>
+            <w:tcW w:w="11175" w:type="dxa"/>
+            <w:tcBorders>
+              <w:top w:val="thinThickMediumGap" w:color="auto" w:sz="24" w:space="0"/>
+              <w:left w:val="thinThickMediumGap" w:color="auto" w:sz="24" w:space="0"/>
+              <w:bottom w:val="thinThickMediumGap" w:color="auto" w:sz="24" w:space="0"/>
+              <w:right w:val="thinThickMediumGap" w:color="auto" w:sz="24" w:space="0"/>
+            </w:tcBorders>
+            <w:shd w:val="clear" w:color="auto" w:fill="993E3C"/>
+            <w:vAlign w:val="center"/>
+          </w:tcPr>
+          <w:p>
+            <w:pPr>
+              <w:spacing w:line="240" w:lineRule="auto"/>
+              <w:jc w:val="left"/>
+              <w:rPr>
+                <w:rFonts w:hint="default" w:ascii="Cascadia Code" w:hAnsi="Cascadia Code" w:cs="Cascadia Code"/>
+                <w:color w:val="FFFFFF"/>
+                <w:sz w:val="28"/>
+                <w:szCs w:val="28"/>
+                <w:vertAlign w:val="baseline"/>
+                <w:lang w:val="en-US"/>
+              </w:rPr>
+            </w:pPr>
+            <w:r>
+              <w:rPr>
+                <w:rFonts w:hint="default" w:ascii="Cascadia Code" w:hAnsi="Cascadia Code" w:cs="Cascadia Code"/>
+                <w:color w:val="FFFFFF"/>
+                <w:sz w:val="28"/>
+                <w:szCs w:val="28"/>
+                <w:vertAlign w:val="baseline"/>
+                <w:lang w:val="en-US"/>
+              </w:rPr>
+              <w:t xml:space="preserve">Projects on </w:t>
+            </w:r>
+            <w:r>
+              <w:rPr>
+                <w:rFonts w:hint="default"/>
+                <w:color w:val="FFFFFF"/>
+                <w:vertAlign w:val="baseline"/>
+                <w:lang w:val="en-US"/>
+              </w:rPr>
+              <w:t>➔</w:t>
+            </w:r>
+            <w:r>
+              <w:rPr>
+                <w:rFonts w:hint="default" w:ascii="Cascadia Code" w:hAnsi="Cascadia Code" w:cs="Cascadia Code"/>
+                <w:color w:val="FFFFFF"/>
+                <w:sz w:val="28"/>
+                <w:szCs w:val="28"/>
+                <w:vertAlign w:val="baseline"/>
+                <w:lang w:val="en-US"/>
+              </w:rPr>
+              <w:t xml:space="preserve"> Computer Vision and Image Processing</w:t>
+            </w:r>
+          </w:p>
+        </w:tc>
+      </w:tr>
+      <w:tr>
+        <w:tblPrEx>
+          <w:tblBorders>
+            <w:top w:val="single" w:color="auto" w:sz="4" w:space="0"/>
+            <w:left w:val="single" w:color="auto" w:sz="4" w:space="0"/>
+            <w:bottom w:val="single" w:color="auto" w:sz="4" w:space="0"/>
+            <w:right w:val="single" w:color="auto" w:sz="4" w:space="0"/>
+            <w:insideH w:val="single" w:color="auto" w:sz="4" w:space="0"/>
+            <w:insideV w:val="single" w:color="auto" w:sz="4" w:space="0"/>
+          </w:tblBorders>
+          <w:tblCellMar>
+            <w:top w:w="0" w:type="dxa"/>
+            <w:left w:w="108" w:type="dxa"/>
+            <w:bottom w:w="0" w:type="dxa"/>
+            <w:right w:w="108" w:type="dxa"/>
+          </w:tblCellMar>
+        </w:tblPrEx>
+        <w:trPr>
+          <w:trHeight w:val="503" w:hRule="atLeast"/>
+        </w:trPr>
+        <w:tc>
+          <w:tcPr>
+            <w:tcW w:w="2884" w:type="dxa"/>
+            <w:tcBorders>
+              <w:top w:val="thinThickMediumGap" w:color="auto" w:sz="24" w:space="0"/>
+              <w:left w:val="thinThickMediumGap" w:color="auto" w:sz="24" w:space="0"/>
+              <w:bottom w:val="thinThickMediumGap" w:color="auto" w:sz="24" w:space="0"/>
+              <w:right w:val="thinThickMediumGap" w:color="auto" w:sz="24" w:space="0"/>
+            </w:tcBorders>
+            <w:shd w:val="clear" w:color="auto" w:fill="C0504D"/>
+            <w:vAlign w:val="center"/>
+          </w:tcPr>
+          <w:p>
+            <w:pPr>
+              <w:spacing w:line="240" w:lineRule="auto"/>
+              <w:jc w:val="left"/>
+              <w:rPr>
+                <w:rFonts w:hint="default" w:ascii="Cascadia Code" w:hAnsi="Cascadia Code" w:cs="Cascadia Code"/>
+                <w:color w:val="FFFFFF"/>
+                <w:sz w:val="28"/>
+                <w:szCs w:val="28"/>
+                <w:vertAlign w:val="baseline"/>
+                <w:lang w:val="en-US"/>
+              </w:rPr>
+            </w:pPr>
+            <w:r>
+              <w:rPr>
+                <w:rFonts w:hint="default" w:ascii="Cascadia Code" w:hAnsi="Cascadia Code" w:cs="Cascadia Code"/>
+                <w:b/>
+                <w:bCs/>
+                <w:color w:val="FFFFFF"/>
+                <w:sz w:val="28"/>
+                <w:szCs w:val="28"/>
+                <w:vertAlign w:val="baseline"/>
+                <w:lang w:val="en-US"/>
+              </w:rPr>
+              <w:t>VisionAI_</w:t>
+            </w:r>
+          </w:p>
+        </w:tc>
+        <w:tc>
+          <w:tcPr>
+            <w:tcW w:w="11175" w:type="dxa"/>
+            <w:tcBorders>
+              <w:top w:val="thinThickMediumGap" w:color="auto" w:sz="24" w:space="0"/>
+              <w:left w:val="thinThickMediumGap" w:color="auto" w:sz="24" w:space="0"/>
+              <w:bottom w:val="thinThickMediumGap" w:color="auto" w:sz="24" w:space="0"/>
+              <w:right w:val="thinThickMediumGap" w:color="auto" w:sz="24" w:space="0"/>
+            </w:tcBorders>
+            <w:shd w:val="clear" w:color="auto" w:fill="C0504D"/>
+            <w:vAlign w:val="center"/>
+          </w:tcPr>
+          <w:p>
+            <w:pPr>
+              <w:spacing w:line="240" w:lineRule="auto"/>
+              <w:jc w:val="left"/>
+              <w:rPr>
+                <w:rFonts w:hint="default" w:ascii="Cascadia Code" w:hAnsi="Cascadia Code" w:cs="Cascadia Code"/>
+                <w:color w:val="FFFFFF"/>
+                <w:sz w:val="28"/>
+                <w:szCs w:val="28"/>
+                <w:vertAlign w:val="baseline"/>
+                <w:lang w:val="en-US"/>
+              </w:rPr>
+            </w:pPr>
+            <w:r>
+              <w:rPr>
+                <w:rFonts w:hint="default" w:ascii="Cascadia Code" w:hAnsi="Cascadia Code" w:cs="Cascadia Code"/>
+                <w:color w:val="FFFFFF"/>
+                <w:sz w:val="28"/>
+                <w:szCs w:val="28"/>
+                <w:vertAlign w:val="baseline"/>
+                <w:lang w:val="en-US"/>
+              </w:rPr>
+              <w:t xml:space="preserve">Projects on </w:t>
+            </w:r>
+            <w:r>
+              <w:rPr>
+                <w:rFonts w:hint="default"/>
+                <w:color w:val="FFFFFF"/>
+                <w:vertAlign w:val="baseline"/>
+                <w:lang w:val="en-US"/>
+              </w:rPr>
+              <w:t>➔</w:t>
+            </w:r>
+            <w:r>
+              <w:rPr>
+                <w:rFonts w:hint="default" w:ascii="Cascadia Code" w:hAnsi="Cascadia Code" w:cs="Cascadia Code"/>
+                <w:color w:val="FFFFFF"/>
+                <w:sz w:val="28"/>
+                <w:szCs w:val="28"/>
+                <w:vertAlign w:val="baseline"/>
+                <w:lang w:val="en-US"/>
+              </w:rPr>
+              <w:t xml:space="preserve"> The </w:t>
+            </w:r>
+            <w:r>
+              <w:rPr>
+                <w:rFonts w:hint="default" w:ascii="Cascadia Code" w:hAnsi="Cascadia Code" w:cs="Cascadia Code"/>
+                <w:b/>
+                <w:bCs/>
+                <w:color w:val="FFFFFF"/>
+                <w:sz w:val="28"/>
+                <w:szCs w:val="28"/>
+                <w:vertAlign w:val="baseline"/>
+                <w:lang w:val="en-US"/>
+              </w:rPr>
+              <w:t>State-of-Art</w:t>
+            </w:r>
+            <w:r>
+              <w:rPr>
+                <w:rFonts w:hint="default" w:ascii="Cascadia Code" w:hAnsi="Cascadia Code" w:cs="Cascadia Code"/>
+                <w:color w:val="FFFFFF"/>
+                <w:sz w:val="28"/>
+                <w:szCs w:val="28"/>
+                <w:vertAlign w:val="baseline"/>
+                <w:lang w:val="en-US"/>
+              </w:rPr>
+              <w:t xml:space="preserve"> Deep Learning Models for Vision</w:t>
+            </w:r>
+          </w:p>
+        </w:tc>
+      </w:tr>
+      <w:tr>
+        <w:tblPrEx>
+          <w:tblBorders>
+            <w:top w:val="single" w:color="auto" w:sz="4" w:space="0"/>
+            <w:left w:val="single" w:color="auto" w:sz="4" w:space="0"/>
+            <w:bottom w:val="single" w:color="auto" w:sz="4" w:space="0"/>
+            <w:right w:val="single" w:color="auto" w:sz="4" w:space="0"/>
+            <w:insideH w:val="single" w:color="auto" w:sz="4" w:space="0"/>
+            <w:insideV w:val="single" w:color="auto" w:sz="4" w:space="0"/>
+          </w:tblBorders>
+          <w:tblCellMar>
+            <w:top w:w="0" w:type="dxa"/>
+            <w:left w:w="108" w:type="dxa"/>
+            <w:bottom w:w="0" w:type="dxa"/>
+            <w:right w:w="108" w:type="dxa"/>
+          </w:tblCellMar>
+        </w:tblPrEx>
+        <w:trPr>
+          <w:trHeight w:val="628" w:hRule="atLeast"/>
+        </w:trPr>
+        <w:tc>
+          <w:tcPr>
+            <w:tcW w:w="2884" w:type="dxa"/>
+            <w:tcBorders>
+              <w:top w:val="thinThickMediumGap" w:color="auto" w:sz="24" w:space="0"/>
+              <w:left w:val="thinThickMediumGap" w:color="auto" w:sz="24" w:space="0"/>
+              <w:bottom w:val="thinThickMediumGap" w:color="auto" w:sz="24" w:space="0"/>
+              <w:right w:val="thinThickMediumGap" w:color="auto" w:sz="24" w:space="0"/>
+            </w:tcBorders>
+            <w:shd w:val="clear" w:color="auto" w:fill="993E3C"/>
+            <w:vAlign w:val="center"/>
+          </w:tcPr>
+          <w:p>
+            <w:pPr>
+              <w:spacing w:line="240" w:lineRule="auto"/>
+              <w:jc w:val="left"/>
+              <w:rPr>
+                <w:rFonts w:hint="default" w:ascii="Cascadia Code" w:hAnsi="Cascadia Code" w:cs="Cascadia Code"/>
+                <w:color w:val="FFFFFF"/>
+                <w:sz w:val="28"/>
+                <w:szCs w:val="28"/>
+                <w:vertAlign w:val="baseline"/>
+                <w:lang w:val="en-US"/>
+              </w:rPr>
+            </w:pPr>
+            <w:r>
+              <w:rPr>
+                <w:rFonts w:hint="default" w:ascii="Cascadia Code" w:hAnsi="Cascadia Code" w:cs="Cascadia Code"/>
+                <w:b/>
+                <w:bCs/>
+                <w:color w:val="FFFFFF"/>
+                <w:sz w:val="28"/>
+                <w:szCs w:val="28"/>
+                <w:vertAlign w:val="baseline"/>
+                <w:lang w:val="en-US"/>
+              </w:rPr>
+              <w:t>GameEngine_</w:t>
+            </w:r>
+          </w:p>
+        </w:tc>
+        <w:tc>
+          <w:tcPr>
+            <w:tcW w:w="11175" w:type="dxa"/>
+            <w:tcBorders>
+              <w:top w:val="thinThickMediumGap" w:color="auto" w:sz="24" w:space="0"/>
+              <w:left w:val="thinThickMediumGap" w:color="auto" w:sz="24" w:space="0"/>
+              <w:bottom w:val="thinThickMediumGap" w:color="auto" w:sz="24" w:space="0"/>
+              <w:right w:val="thinThickMediumGap" w:color="auto" w:sz="24" w:space="0"/>
+            </w:tcBorders>
+            <w:shd w:val="clear" w:color="auto" w:fill="993E3C"/>
+            <w:vAlign w:val="center"/>
+          </w:tcPr>
+          <w:p>
+            <w:pPr>
+              <w:spacing w:line="240" w:lineRule="auto"/>
+              <w:jc w:val="left"/>
+              <w:rPr>
+                <w:rFonts w:hint="default" w:ascii="Cascadia Code" w:hAnsi="Cascadia Code" w:cs="Cascadia Code"/>
+                <w:color w:val="FFFFFF"/>
+                <w:sz w:val="28"/>
+                <w:szCs w:val="28"/>
+                <w:vertAlign w:val="baseline"/>
+                <w:lang w:val="en-US"/>
+              </w:rPr>
+            </w:pPr>
+            <w:r>
+              <w:rPr>
+                <w:rFonts w:hint="default" w:ascii="Cascadia Code" w:hAnsi="Cascadia Code" w:cs="Cascadia Code"/>
+                <w:color w:val="FFFFFF"/>
+                <w:sz w:val="28"/>
+                <w:szCs w:val="28"/>
+                <w:vertAlign w:val="baseline"/>
+                <w:lang w:val="en-US"/>
+              </w:rPr>
+              <w:t xml:space="preserve">Projects on </w:t>
+            </w:r>
+            <w:r>
+              <w:rPr>
+                <w:rFonts w:hint="default"/>
+                <w:color w:val="FFFFFF"/>
+                <w:vertAlign w:val="baseline"/>
+                <w:lang w:val="en-US"/>
+              </w:rPr>
+              <w:t>➔</w:t>
+            </w:r>
+            <w:r>
+              <w:rPr>
+                <w:rFonts w:hint="default" w:ascii="Cascadia Code" w:hAnsi="Cascadia Code" w:cs="Cascadia Code"/>
+                <w:color w:val="FFFFFF"/>
+                <w:sz w:val="28"/>
+                <w:szCs w:val="28"/>
+                <w:vertAlign w:val="baseline"/>
+                <w:lang w:val="en-US"/>
+              </w:rPr>
+              <w:t xml:space="preserve"> </w:t>
+            </w:r>
+            <w:r>
+              <w:rPr>
+                <w:rFonts w:hint="default" w:ascii="Cascadia Code" w:hAnsi="Cascadia Code" w:cs="Cascadia Code"/>
+                <w:b/>
+                <w:bCs/>
+                <w:color w:val="FFFFFF"/>
+                <w:sz w:val="28"/>
+                <w:szCs w:val="28"/>
+                <w:vertAlign w:val="baseline"/>
+                <w:lang w:val="en-US"/>
+              </w:rPr>
+              <w:t>Autopilot</w:t>
+            </w:r>
+            <w:r>
+              <w:rPr>
+                <w:rFonts w:hint="default" w:ascii="Cascadia Code" w:hAnsi="Cascadia Code" w:cs="Cascadia Code"/>
+                <w:color w:val="FFFFFF"/>
+                <w:sz w:val="28"/>
+                <w:szCs w:val="28"/>
+                <w:vertAlign w:val="baseline"/>
+                <w:lang w:val="en-US"/>
+              </w:rPr>
+              <w:t xml:space="preserve">, </w:t>
+            </w:r>
+            <w:r>
+              <w:rPr>
+                <w:rFonts w:hint="default" w:ascii="Cascadia Code" w:hAnsi="Cascadia Code" w:cs="Cascadia Code"/>
+                <w:b/>
+                <w:bCs/>
+                <w:color w:val="FFFFFF"/>
+                <w:sz w:val="28"/>
+                <w:szCs w:val="28"/>
+                <w:vertAlign w:val="baseline"/>
+                <w:lang w:val="en-US"/>
+              </w:rPr>
+              <w:t xml:space="preserve">Robotics </w:t>
+            </w:r>
+            <w:r>
+              <w:rPr>
+                <w:rFonts w:hint="default" w:ascii="Cascadia Code" w:hAnsi="Cascadia Code" w:cs="Cascadia Code"/>
+                <w:color w:val="FFFFFF"/>
+                <w:sz w:val="28"/>
+                <w:szCs w:val="28"/>
+                <w:vertAlign w:val="baseline"/>
+                <w:lang w:val="en-US"/>
+              </w:rPr>
+              <w:t>Simulations &amp; Game Development</w:t>
+            </w:r>
+          </w:p>
+        </w:tc>
+      </w:tr>
+      <w:tr>
+        <w:tblPrEx>
+          <w:tblBorders>
+            <w:top w:val="single" w:color="auto" w:sz="4" w:space="0"/>
+            <w:left w:val="single" w:color="auto" w:sz="4" w:space="0"/>
+            <w:bottom w:val="single" w:color="auto" w:sz="4" w:space="0"/>
+            <w:right w:val="single" w:color="auto" w:sz="4" w:space="0"/>
+            <w:insideH w:val="single" w:color="auto" w:sz="4" w:space="0"/>
+            <w:insideV w:val="single" w:color="auto" w:sz="4" w:space="0"/>
+          </w:tblBorders>
+          <w:tblCellMar>
+            <w:top w:w="0" w:type="dxa"/>
+            <w:left w:w="108" w:type="dxa"/>
+            <w:bottom w:w="0" w:type="dxa"/>
+            <w:right w:w="108" w:type="dxa"/>
+          </w:tblCellMar>
+        </w:tblPrEx>
+        <w:trPr>
+          <w:trHeight w:val="576" w:hRule="atLeast"/>
+        </w:trPr>
+        <w:tc>
+          <w:tcPr>
+            <w:tcW w:w="2884" w:type="dxa"/>
+            <w:tcBorders>
+              <w:top w:val="thinThickMediumGap" w:color="auto" w:sz="24" w:space="0"/>
+              <w:left w:val="thinThickMediumGap" w:color="auto" w:sz="24" w:space="0"/>
+              <w:bottom w:val="thinThickMediumGap" w:color="auto" w:sz="24" w:space="0"/>
+              <w:right w:val="thinThickMediumGap" w:color="auto" w:sz="24" w:space="0"/>
+            </w:tcBorders>
+            <w:shd w:val="clear" w:color="auto" w:fill="C0504D"/>
+            <w:vAlign w:val="center"/>
+          </w:tcPr>
+          <w:p>
+            <w:pPr>
+              <w:spacing w:line="240" w:lineRule="auto"/>
+              <w:jc w:val="left"/>
+              <w:rPr>
+                <w:rFonts w:hint="default" w:ascii="Cascadia Code" w:hAnsi="Cascadia Code" w:cs="Cascadia Code"/>
+                <w:color w:val="FFFFFF"/>
+                <w:sz w:val="28"/>
+                <w:szCs w:val="28"/>
+                <w:vertAlign w:val="baseline"/>
+                <w:lang w:val="en-US"/>
+              </w:rPr>
+            </w:pPr>
+            <w:r>
+              <w:rPr>
+                <w:rFonts w:hint="default" w:ascii="Cascadia Code" w:hAnsi="Cascadia Code" w:cs="Cascadia Code"/>
+                <w:b/>
+                <w:bCs/>
+                <w:color w:val="FFFFFF"/>
+                <w:sz w:val="28"/>
+                <w:szCs w:val="28"/>
+                <w:vertAlign w:val="baseline"/>
+                <w:lang w:val="en-US"/>
+              </w:rPr>
+              <w:t>HKCore_</w:t>
+            </w:r>
+          </w:p>
+        </w:tc>
+        <w:tc>
+          <w:tcPr>
+            <w:tcW w:w="11175" w:type="dxa"/>
+            <w:tcBorders>
+              <w:top w:val="thinThickMediumGap" w:color="auto" w:sz="24" w:space="0"/>
+              <w:left w:val="thinThickMediumGap" w:color="auto" w:sz="24" w:space="0"/>
+              <w:bottom w:val="thinThickMediumGap" w:color="auto" w:sz="24" w:space="0"/>
+              <w:right w:val="thinThickMediumGap" w:color="auto" w:sz="24" w:space="0"/>
+            </w:tcBorders>
+            <w:shd w:val="clear" w:color="auto" w:fill="C0504D"/>
+            <w:vAlign w:val="center"/>
+          </w:tcPr>
+          <w:p>
+            <w:pPr>
+              <w:spacing w:line="240" w:lineRule="auto"/>
+              <w:jc w:val="left"/>
+              <w:rPr>
+                <w:rFonts w:hint="default" w:ascii="Cascadia Code" w:hAnsi="Cascadia Code" w:cs="Cascadia Code"/>
+                <w:color w:val="FFFFFF"/>
+                <w:sz w:val="28"/>
+                <w:szCs w:val="28"/>
+                <w:vertAlign w:val="baseline"/>
+                <w:lang w:val="en-US"/>
+              </w:rPr>
+            </w:pPr>
+            <w:r>
+              <w:rPr>
+                <w:rFonts w:hint="default" w:ascii="Cascadia Code" w:hAnsi="Cascadia Code" w:cs="Cascadia Code"/>
+                <w:color w:val="FFFFFF"/>
+                <w:sz w:val="28"/>
+                <w:szCs w:val="28"/>
+                <w:vertAlign w:val="baseline"/>
+                <w:lang w:val="en-US"/>
+              </w:rPr>
+              <w:t xml:space="preserve">Big Comprehensive </w:t>
+            </w:r>
+            <w:r>
+              <w:rPr>
+                <w:rFonts w:hint="default" w:ascii="Cascadia Code" w:hAnsi="Cascadia Code" w:cs="Cascadia Code"/>
+                <w:b/>
+                <w:bCs/>
+                <w:color w:val="FFFFFF"/>
+                <w:sz w:val="28"/>
+                <w:szCs w:val="28"/>
+                <w:vertAlign w:val="baseline"/>
+                <w:lang w:val="en-US"/>
+              </w:rPr>
+              <w:t>Robotics &amp; Autonomous Vehicle</w:t>
+            </w:r>
+            <w:r>
+              <w:rPr>
+                <w:rFonts w:hint="default" w:ascii="Cascadia Code" w:hAnsi="Cascadia Code" w:cs="Cascadia Code"/>
+                <w:color w:val="FFFFFF"/>
+                <w:sz w:val="28"/>
+                <w:szCs w:val="28"/>
+                <w:vertAlign w:val="baseline"/>
+                <w:lang w:val="en-US"/>
+              </w:rPr>
+              <w:t xml:space="preserve"> Projects</w:t>
+            </w:r>
+          </w:p>
+        </w:tc>
+      </w:tr>
+    </w:tbl>
     <w:p>
       <w:pPr>
         <w:rPr>
@@ -22,55 +1520,12 @@
           <w:lang w:val="en-US"/>
         </w:rPr>
       </w:pPr>
-      <w:r>
-        <w:rPr>
-          <w:rFonts w:hint="default"/>
-          <w:lang w:val="en-US"/>
-        </w:rPr>
-        <w:drawing>
-          <wp:inline distT="0" distB="0" distL="114300" distR="114300">
-            <wp:extent cx="6647815" cy="4192270"/>
-            <wp:effectExtent l="0" t="0" r="635" b="17780"/>
-            <wp:docPr id="1" name="Picture 1" descr="WhatsApp Image 2023-12-29 at 11.52.04 AM"/>
-            <wp:cNvGraphicFramePr>
-              <a:graphicFrameLocks xmlns:a="http://schemas.openxmlformats.org/drawingml/2006/main" noChangeAspect="1"/>
-            </wp:cNvGraphicFramePr>
-            <a:graphic xmlns:a="http://schemas.openxmlformats.org/drawingml/2006/main">
-              <a:graphicData uri="http://schemas.openxmlformats.org/drawingml/2006/picture">
-                <pic:pic xmlns:pic="http://schemas.openxmlformats.org/drawingml/2006/picture">
-                  <pic:nvPicPr>
-                    <pic:cNvPr id="1" name="Picture 1" descr="WhatsApp Image 2023-12-29 at 11.52.04 AM"/>
-                    <pic:cNvPicPr>
-                      <a:picLocks noChangeAspect="1"/>
-                    </pic:cNvPicPr>
-                  </pic:nvPicPr>
-                  <pic:blipFill>
-                    <a:blip r:embed="rId4"/>
-                    <a:stretch>
-                      <a:fillRect/>
-                    </a:stretch>
-                  </pic:blipFill>
-                  <pic:spPr>
-                    <a:xfrm>
-                      <a:off x="0" y="0"/>
-                      <a:ext cx="6647815" cy="4192270"/>
-                    </a:xfrm>
-                    <a:prstGeom prst="rect">
-                      <a:avLst/>
-                    </a:prstGeom>
-                  </pic:spPr>
-                </pic:pic>
-              </a:graphicData>
-            </a:graphic>
-          </wp:inline>
-        </w:drawing>
-      </w:r>
       <w:bookmarkStart w:id="0" w:name="_GoBack"/>
       <w:bookmarkEnd w:id="0"/>
     </w:p>
     <w:sectPr>
-      <w:pgSz w:w="11906" w:h="16838"/>
-      <w:pgMar w:top="720" w:right="720" w:bottom="720" w:left="720" w:header="720" w:footer="720" w:gutter="0"/>
+      <w:pgSz w:w="16838" w:h="11906" w:orient="landscape"/>
+      <w:pgMar w:top="144" w:right="144" w:bottom="144" w:left="144" w:header="720" w:footer="720" w:gutter="0"/>
       <w:pgBorders>
         <w:top w:val="none" w:sz="0" w:space="0"/>
         <w:left w:val="none" w:sz="0" w:space="0"/>

--- a/repo_table_editable.docx
+++ b/repo_table_editable.docx
@@ -140,18 +140,7 @@
                 <w:sz w:val="28"/>
                 <w:szCs w:val="28"/>
               </w:rPr>
-              <w:t>_</w:t>
-            </w:r>
-            <w:r>
-              <w:rPr>
-                <w:rFonts w:ascii="Cascadia Code" w:hAnsi="Cascadia Code" w:cs="Cascadia Code"/>
-                <w:b/>
-                <w:bCs/>
-                <w:color w:val="FFFFFF"/>
-                <w:sz w:val="28"/>
-                <w:szCs w:val="28"/>
-              </w:rPr>
-              <w:t>ROSRobotics</w:t>
+              <w:t>_ROSRobotics</w:t>
             </w:r>
           </w:p>
         </w:tc>
@@ -381,25 +370,7 @@
                 <w:sz w:val="28"/>
                 <w:szCs w:val="28"/>
               </w:rPr>
-              <w:t>Perception w/</w:t>
-            </w:r>
-            <w:r>
-              <w:rPr>
-                <w:rFonts w:ascii="Cascadia Code" w:hAnsi="Cascadia Code" w:cs="Cascadia Code"/>
-                <w:color w:val="FFFFFF"/>
-                <w:sz w:val="28"/>
-                <w:szCs w:val="28"/>
-              </w:rPr>
-              <w:t xml:space="preserve"> </w:t>
-            </w:r>
-            <w:r>
-              <w:rPr>
-                <w:rFonts w:ascii="Cascadia Code" w:hAnsi="Cascadia Code" w:cs="Cascadia Code"/>
-                <w:color w:val="FFFFFF"/>
-                <w:sz w:val="28"/>
-                <w:szCs w:val="28"/>
-              </w:rPr>
-              <w:t xml:space="preserve">The </w:t>
+              <w:t xml:space="preserve">Perception w/ The </w:t>
             </w:r>
             <w:r>
               <w:rPr>
@@ -492,16 +463,7 @@
                 <w:sz w:val="28"/>
                 <w:szCs w:val="28"/>
               </w:rPr>
-              <w:t>My</w:t>
-            </w:r>
-            <w:r>
-              <w:rPr>
-                <w:rFonts w:ascii="Cascadia Code" w:hAnsi="Cascadia Code" w:cs="Cascadia Code"/>
-                <w:color w:val="FFFFFF"/>
-                <w:sz w:val="28"/>
-                <w:szCs w:val="28"/>
-              </w:rPr>
-              <w:t xml:space="preserve"> custom-made </w:t>
+              <w:t xml:space="preserve">My custom-made </w:t>
             </w:r>
             <w:r>
               <w:rPr>
@@ -530,7 +492,7 @@
               <w:bottom w:val="thinThickMediumGap" w:sz="24" w:space="0" w:color="auto"/>
               <w:right w:val="thinThickMediumGap" w:sz="24" w:space="0" w:color="auto"/>
             </w:tcBorders>
-            <w:shd w:val="clear" w:color="auto" w:fill="993E3C"/>
+            <w:shd w:val="clear" w:color="auto" w:fill="C0504D"/>
             <w:vAlign w:val="center"/>
           </w:tcPr>
           <w:p>
@@ -552,7 +514,18 @@
                 <w:sz w:val="28"/>
                 <w:szCs w:val="28"/>
               </w:rPr>
-              <w:t>_PathPlanning</w:t>
+              <w:t>_Motion_</w:t>
+            </w:r>
+            <w:r>
+              <w:rPr>
+                <w:rFonts w:ascii="Cascadia Code" w:hAnsi="Cascadia Code" w:cs="Cascadia Code"/>
+                <w:b/>
+                <w:bCs/>
+                <w:color w:val="FFFFFF"/>
+                <w:sz w:val="28"/>
+                <w:szCs w:val="28"/>
+              </w:rPr>
+              <w:t>Planning</w:t>
             </w:r>
           </w:p>
         </w:tc>
@@ -565,7 +538,7 @@
               <w:bottom w:val="thinThickMediumGap" w:sz="24" w:space="0" w:color="auto"/>
               <w:right w:val="thinThickMediumGap" w:sz="24" w:space="0" w:color="auto"/>
             </w:tcBorders>
-            <w:shd w:val="clear" w:color="auto" w:fill="993E3C"/>
+            <w:shd w:val="clear" w:color="auto" w:fill="C0504D"/>
             <w:vAlign w:val="center"/>
           </w:tcPr>
           <w:p>
@@ -581,105 +554,23 @@
             <w:r>
               <w:rPr>
                 <w:rFonts w:ascii="Cascadia Code" w:hAnsi="Cascadia Code" w:cs="Cascadia Code"/>
-                <w:color w:val="FFFFFF"/>
-                <w:sz w:val="28"/>
-                <w:szCs w:val="28"/>
-              </w:rPr>
-              <w:t xml:space="preserve">Optimal </w:t>
-            </w:r>
-            <w:r>
-              <w:rPr>
-                <w:rFonts w:ascii="Cascadia Code" w:hAnsi="Cascadia Code" w:cs="Cascadia Code"/>
-                <w:b/>
-                <w:bCs/>
-                <w:color w:val="FFFFFF"/>
-                <w:sz w:val="28"/>
-                <w:szCs w:val="28"/>
-              </w:rPr>
-              <w:t>Path Finding</w:t>
-            </w:r>
-            <w:r>
-              <w:rPr>
-                <w:rFonts w:ascii="Cascadia Code" w:hAnsi="Cascadia Code" w:cs="Cascadia Code"/>
-                <w:color w:val="FFFFFF"/>
-                <w:sz w:val="28"/>
-                <w:szCs w:val="28"/>
-              </w:rPr>
-              <w:t xml:space="preserve"> Algorithms</w:t>
-            </w:r>
-            <w:r>
-              <w:rPr>
-                <w:rFonts w:ascii="Cascadia Code" w:hAnsi="Cascadia Code" w:cs="Cascadia Code"/>
-                <w:color w:val="FFFFFF"/>
-                <w:sz w:val="28"/>
-                <w:szCs w:val="28"/>
-              </w:rPr>
-              <w:t xml:space="preserve"> </w:t>
-            </w:r>
-          </w:p>
-        </w:tc>
-      </w:tr>
-      <w:tr>
-        <w:trPr>
-          <w:trHeight w:val="503"/>
-        </w:trPr>
-        <w:tc>
-          <w:tcPr>
-            <w:tcW w:w="3438" w:type="dxa"/>
-            <w:tcBorders>
-              <w:top w:val="thinThickMediumGap" w:sz="24" w:space="0" w:color="auto"/>
-              <w:left w:val="thinThickMediumGap" w:sz="24" w:space="0" w:color="auto"/>
-              <w:bottom w:val="thinThickMediumGap" w:sz="24" w:space="0" w:color="auto"/>
-              <w:right w:val="thinThickMediumGap" w:sz="24" w:space="0" w:color="auto"/>
-            </w:tcBorders>
-            <w:shd w:val="clear" w:color="auto" w:fill="C0504D"/>
-            <w:vAlign w:val="center"/>
-          </w:tcPr>
-          <w:p>
-            <w:pPr>
-              <w:jc w:val="left"/>
-              <w:rPr>
-                <w:rFonts w:ascii="Cascadia Code" w:hAnsi="Cascadia Code" w:cs="Cascadia Code"/>
-                <w:color w:val="FFFFFF"/>
-                <w:sz w:val="28"/>
-                <w:szCs w:val="28"/>
-              </w:rPr>
-            </w:pPr>
-            <w:r>
-              <w:rPr>
-                <w:rFonts w:ascii="Cascadia Code" w:hAnsi="Cascadia Code" w:cs="Cascadia Code"/>
-                <w:b/>
-                <w:bCs/>
-                <w:color w:val="FFFFFF"/>
-                <w:sz w:val="28"/>
-                <w:szCs w:val="28"/>
-              </w:rPr>
-              <w:t>_Motion_Controllers</w:t>
-            </w:r>
-          </w:p>
-        </w:tc>
-        <w:tc>
-          <w:tcPr>
-            <w:tcW w:w="8910" w:type="dxa"/>
-            <w:tcBorders>
-              <w:top w:val="thinThickMediumGap" w:sz="24" w:space="0" w:color="auto"/>
-              <w:left w:val="thinThickMediumGap" w:sz="24" w:space="0" w:color="auto"/>
-              <w:bottom w:val="thinThickMediumGap" w:sz="24" w:space="0" w:color="auto"/>
-              <w:right w:val="thinThickMediumGap" w:sz="24" w:space="0" w:color="auto"/>
-            </w:tcBorders>
-            <w:shd w:val="clear" w:color="auto" w:fill="C0504D"/>
-            <w:vAlign w:val="center"/>
-          </w:tcPr>
-          <w:p>
-            <w:pPr>
-              <w:jc w:val="left"/>
-              <w:rPr>
-                <w:rFonts w:ascii="Cascadia Code" w:hAnsi="Cascadia Code" w:cs="Cascadia Code"/>
-                <w:color w:val="FFFFFF"/>
-                <w:sz w:val="28"/>
-                <w:szCs w:val="28"/>
-              </w:rPr>
-            </w:pPr>
+                <w:b/>
+                <w:bCs/>
+                <w:color w:val="FFFFFF"/>
+                <w:sz w:val="28"/>
+                <w:szCs w:val="28"/>
+              </w:rPr>
+              <w:t>Path</w:t>
+            </w:r>
+            <w:r>
+              <w:rPr>
+                <w:rFonts w:ascii="Cascadia Code" w:hAnsi="Cascadia Code" w:cs="Cascadia Code"/>
+                <w:color w:val="FFFFFF"/>
+                <w:sz w:val="28"/>
+                <w:szCs w:val="28"/>
+              </w:rPr>
+              <w:t xml:space="preserve"> Planning &amp; </w:t>
+            </w:r>
             <w:r>
               <w:rPr>
                 <w:rFonts w:ascii="Cascadia Code" w:hAnsi="Cascadia Code" w:cs="Cascadia Code"/>
@@ -698,7 +589,7 @@
                 <w:sz w:val="28"/>
                 <w:szCs w:val="28"/>
               </w:rPr>
-              <w:t xml:space="preserve"> Control Algorithms</w:t>
+              <w:t xml:space="preserve"> Control Algorithms Simulation</w:t>
             </w:r>
           </w:p>
         </w:tc>

--- a/repo_table_editable.docx
+++ b/repo_table_editable.docx
@@ -107,7 +107,7 @@
       </w:tr>
       <w:tr>
         <w:trPr>
-          <w:trHeight w:val="652"/>
+          <w:trHeight w:val="475"/>
         </w:trPr>
         <w:tc>
           <w:tcPr>
@@ -251,7 +251,18 @@
                 <w:sz w:val="28"/>
                 <w:szCs w:val="28"/>
               </w:rPr>
-              <w:t>_SelfDrivingCars</w:t>
+              <w:t>_HKBOT_MobileRobot</w:t>
+            </w:r>
+            <w:r>
+              <w:rPr>
+                <w:rFonts w:ascii="Cascadia Code" w:hAnsi="Cascadia Code" w:cs="Cascadia Code"/>
+                <w:b/>
+                <w:bCs/>
+                <w:color w:val="FFFFFF"/>
+                <w:sz w:val="28"/>
+                <w:szCs w:val="28"/>
+              </w:rPr>
+              <w:t xml:space="preserve"> </w:t>
             </w:r>
           </w:p>
         </w:tc>
@@ -284,18 +295,18 @@
                 <w:sz w:val="28"/>
                 <w:szCs w:val="28"/>
               </w:rPr>
-              <w:t xml:space="preserve">Autonomous Vehicle Simulation w/ </w:t>
-            </w:r>
-            <w:r>
-              <w:rPr>
-                <w:rFonts w:ascii="Cascadia Code" w:hAnsi="Cascadia Code" w:cs="Cascadia Code"/>
-                <w:b/>
-                <w:bCs/>
-                <w:color w:val="FFFFFF"/>
-                <w:sz w:val="28"/>
-                <w:szCs w:val="28"/>
-              </w:rPr>
-              <w:t>Carla Simulator</w:t>
+              <w:t xml:space="preserve">My custom-made </w:t>
+            </w:r>
+            <w:r>
+              <w:rPr>
+                <w:rFonts w:ascii="Cascadia Code" w:hAnsi="Cascadia Code" w:cs="Cascadia Code"/>
+                <w:b/>
+                <w:bCs/>
+                <w:color w:val="FFFFFF"/>
+                <w:sz w:val="28"/>
+                <w:szCs w:val="28"/>
+              </w:rPr>
+              <w:t xml:space="preserve">Mobile Robot (AMR/AMMR) </w:t>
             </w:r>
           </w:p>
         </w:tc>
@@ -335,7 +346,7 @@
                 <w:sz w:val="28"/>
                 <w:szCs w:val="28"/>
               </w:rPr>
-              <w:t>_AIVision</w:t>
+              <w:t xml:space="preserve">_SelfDrivingCars </w:t>
             </w:r>
           </w:p>
         </w:tc>
@@ -370,27 +381,18 @@
                 <w:sz w:val="28"/>
                 <w:szCs w:val="28"/>
               </w:rPr>
-              <w:t xml:space="preserve">Perception w/ The </w:t>
-            </w:r>
-            <w:r>
-              <w:rPr>
-                <w:rFonts w:ascii="Cascadia Code" w:hAnsi="Cascadia Code" w:cs="Cascadia Code"/>
-                <w:b/>
-                <w:bCs/>
-                <w:color w:val="FFFFFF"/>
-                <w:sz w:val="28"/>
-                <w:szCs w:val="28"/>
-              </w:rPr>
-              <w:t>State-of-Art</w:t>
-            </w:r>
-            <w:r>
-              <w:rPr>
-                <w:rFonts w:ascii="Cascadia Code" w:hAnsi="Cascadia Code" w:cs="Cascadia Code"/>
-                <w:color w:val="FFFFFF"/>
-                <w:sz w:val="28"/>
-                <w:szCs w:val="28"/>
-              </w:rPr>
-              <w:t xml:space="preserve"> Deep Learning Models</w:t>
+              <w:t xml:space="preserve">Autonomous Vehicle Simulation w/ </w:t>
+            </w:r>
+            <w:r>
+              <w:rPr>
+                <w:rFonts w:ascii="Cascadia Code" w:hAnsi="Cascadia Code" w:cs="Cascadia Code"/>
+                <w:b/>
+                <w:bCs/>
+                <w:color w:val="FFFFFF"/>
+                <w:sz w:val="28"/>
+                <w:szCs w:val="28"/>
+              </w:rPr>
+              <w:t>Carla Simulator</w:t>
             </w:r>
           </w:p>
         </w:tc>
@@ -430,7 +432,7 @@
                 <w:sz w:val="28"/>
                 <w:szCs w:val="28"/>
               </w:rPr>
-              <w:t>_HKBOT_MobileRobot</w:t>
+              <w:t>_ComputerVision</w:t>
             </w:r>
           </w:p>
         </w:tc>
@@ -459,22 +461,91 @@
             <w:r>
               <w:rPr>
                 <w:rFonts w:ascii="Cascadia Code" w:hAnsi="Cascadia Code" w:cs="Cascadia Code"/>
-                <w:color w:val="FFFFFF"/>
-                <w:sz w:val="28"/>
-                <w:szCs w:val="28"/>
-              </w:rPr>
-              <w:t xml:space="preserve">My custom-made </w:t>
-            </w:r>
-            <w:r>
-              <w:rPr>
-                <w:rFonts w:ascii="Cascadia Code" w:hAnsi="Cascadia Code" w:cs="Cascadia Code"/>
-                <w:b/>
-                <w:bCs/>
-                <w:color w:val="FFFFFF"/>
-                <w:sz w:val="28"/>
-                <w:szCs w:val="28"/>
-              </w:rPr>
-              <w:t>Mobile Robot (AMR/AMMR)</w:t>
+                <w:b/>
+                <w:bCs/>
+                <w:color w:val="FFFFFF"/>
+                <w:sz w:val="28"/>
+                <w:szCs w:val="28"/>
+              </w:rPr>
+              <w:t>C</w:t>
+            </w:r>
+            <w:r>
+              <w:rPr>
+                <w:rFonts w:ascii="Cascadia Code" w:hAnsi="Cascadia Code" w:cs="Cascadia Code"/>
+                <w:color w:val="FFFFFF"/>
+                <w:sz w:val="28"/>
+                <w:szCs w:val="28"/>
+              </w:rPr>
+              <w:t xml:space="preserve">omputer </w:t>
+            </w:r>
+            <w:r>
+              <w:rPr>
+                <w:rFonts w:ascii="Cascadia Code" w:hAnsi="Cascadia Code" w:cs="Cascadia Code"/>
+                <w:b/>
+                <w:bCs/>
+                <w:color w:val="FFFFFF"/>
+                <w:sz w:val="28"/>
+                <w:szCs w:val="28"/>
+              </w:rPr>
+              <w:t>V</w:t>
+            </w:r>
+            <w:r>
+              <w:rPr>
+                <w:rFonts w:ascii="Cascadia Code" w:hAnsi="Cascadia Code" w:cs="Cascadia Code"/>
+                <w:color w:val="FFFFFF"/>
+                <w:sz w:val="28"/>
+                <w:szCs w:val="28"/>
+              </w:rPr>
+              <w:t xml:space="preserve">ision and </w:t>
+            </w:r>
+            <w:r>
+              <w:rPr>
+                <w:rFonts w:ascii="Cascadia Code" w:hAnsi="Cascadia Code" w:cs="Cascadia Code"/>
+                <w:b/>
+                <w:bCs/>
+                <w:color w:val="FFFFFF"/>
+                <w:sz w:val="28"/>
+                <w:szCs w:val="28"/>
+              </w:rPr>
+              <w:t>I</w:t>
+            </w:r>
+            <w:r>
+              <w:rPr>
+                <w:rFonts w:ascii="Cascadia Code" w:hAnsi="Cascadia Code" w:cs="Cascadia Code"/>
+                <w:color w:val="FFFFFF"/>
+                <w:sz w:val="28"/>
+                <w:szCs w:val="28"/>
+              </w:rPr>
+              <w:t xml:space="preserve">mage </w:t>
+            </w:r>
+            <w:r>
+              <w:rPr>
+                <w:rFonts w:ascii="Cascadia Code" w:hAnsi="Cascadia Code" w:cs="Cascadia Code"/>
+                <w:b/>
+                <w:bCs/>
+                <w:color w:val="FFFFFF"/>
+                <w:sz w:val="28"/>
+                <w:szCs w:val="28"/>
+              </w:rPr>
+              <w:t>P</w:t>
+            </w:r>
+            <w:r>
+              <w:rPr>
+                <w:rFonts w:ascii="Cascadia Code" w:hAnsi="Cascadia Code" w:cs="Cascadia Code"/>
+                <w:color w:val="FFFFFF"/>
+                <w:sz w:val="28"/>
+                <w:szCs w:val="28"/>
+              </w:rPr>
+              <w:t>rocessing</w:t>
+            </w:r>
+            <w:r>
+              <w:rPr>
+                <w:rFonts w:ascii="Cascadia Code" w:hAnsi="Cascadia Code" w:cs="Cascadia Code"/>
+                <w:color w:val="FFFFFF"/>
+                <w:sz w:val="28"/>
+                <w:szCs w:val="28"/>
+              </w:rPr>
+              <w:t xml:space="preserve"> </w:t>
             </w:r>
           </w:p>
         </w:tc>
@@ -514,18 +585,18 @@
                 <w:sz w:val="28"/>
                 <w:szCs w:val="28"/>
               </w:rPr>
-              <w:t>_Motion_</w:t>
-            </w:r>
-            <w:r>
-              <w:rPr>
-                <w:rFonts w:ascii="Cascadia Code" w:hAnsi="Cascadia Code" w:cs="Cascadia Code"/>
-                <w:b/>
-                <w:bCs/>
-                <w:color w:val="FFFFFF"/>
-                <w:sz w:val="28"/>
-                <w:szCs w:val="28"/>
-              </w:rPr>
-              <w:t>Planning</w:t>
+              <w:t>_AIVision</w:t>
+            </w:r>
+            <w:r>
+              <w:rPr>
+                <w:rFonts w:ascii="Cascadia Code" w:hAnsi="Cascadia Code" w:cs="Cascadia Code"/>
+                <w:b/>
+                <w:bCs/>
+                <w:color w:val="FFFFFF"/>
+                <w:sz w:val="28"/>
+                <w:szCs w:val="28"/>
+              </w:rPr>
+              <w:t xml:space="preserve"> </w:t>
             </w:r>
           </w:p>
         </w:tc>
@@ -554,199 +625,62 @@
             <w:r>
               <w:rPr>
                 <w:rFonts w:ascii="Cascadia Code" w:hAnsi="Cascadia Code" w:cs="Cascadia Code"/>
-                <w:b/>
-                <w:bCs/>
-                <w:color w:val="FFFFFF"/>
-                <w:sz w:val="28"/>
-                <w:szCs w:val="28"/>
-              </w:rPr>
-              <w:t>Path</w:t>
-            </w:r>
-            <w:r>
-              <w:rPr>
-                <w:rFonts w:ascii="Cascadia Code" w:hAnsi="Cascadia Code" w:cs="Cascadia Code"/>
-                <w:color w:val="FFFFFF"/>
-                <w:sz w:val="28"/>
-                <w:szCs w:val="28"/>
-              </w:rPr>
-              <w:t xml:space="preserve"> Planning &amp; </w:t>
-            </w:r>
-            <w:r>
-              <w:rPr>
-                <w:rFonts w:ascii="Cascadia Code" w:hAnsi="Cascadia Code" w:cs="Cascadia Code"/>
-                <w:b/>
-                <w:bCs/>
-                <w:color w:val="FFFFFF"/>
-                <w:sz w:val="28"/>
-                <w:szCs w:val="28"/>
-              </w:rPr>
-              <w:t>Motion</w:t>
-            </w:r>
-            <w:r>
-              <w:rPr>
-                <w:rFonts w:ascii="Cascadia Code" w:hAnsi="Cascadia Code" w:cs="Cascadia Code"/>
-                <w:color w:val="FFFFFF"/>
-                <w:sz w:val="28"/>
-                <w:szCs w:val="28"/>
-              </w:rPr>
-              <w:t xml:space="preserve"> Control Algorithms Simulation</w:t>
-            </w:r>
-          </w:p>
-        </w:tc>
-      </w:tr>
-      <w:tr>
-        <w:trPr>
-          <w:trHeight w:val="503"/>
-        </w:trPr>
-        <w:tc>
-          <w:tcPr>
-            <w:tcW w:w="3438" w:type="dxa"/>
-            <w:tcBorders>
-              <w:top w:val="thinThickMediumGap" w:sz="24" w:space="0" w:color="auto"/>
-              <w:left w:val="thinThickMediumGap" w:sz="24" w:space="0" w:color="auto"/>
-              <w:bottom w:val="thinThickMediumGap" w:sz="24" w:space="0" w:color="auto"/>
-              <w:right w:val="thinThickMediumGap" w:sz="24" w:space="0" w:color="auto"/>
-            </w:tcBorders>
-            <w:shd w:val="clear" w:color="auto" w:fill="993E3C"/>
-            <w:vAlign w:val="center"/>
-          </w:tcPr>
-          <w:p>
-            <w:pPr>
-              <w:jc w:val="left"/>
-              <w:rPr>
-                <w:rFonts w:ascii="Cascadia Code" w:hAnsi="Cascadia Code" w:cs="Cascadia Code"/>
-                <w:color w:val="FFFFFF"/>
-                <w:sz w:val="28"/>
-                <w:szCs w:val="28"/>
-              </w:rPr>
-            </w:pPr>
-            <w:r>
-              <w:rPr>
-                <w:rFonts w:ascii="Cascadia Code" w:hAnsi="Cascadia Code" w:cs="Cascadia Code"/>
-                <w:b/>
-                <w:bCs/>
-                <w:color w:val="FFFFFF"/>
-                <w:sz w:val="28"/>
-                <w:szCs w:val="28"/>
-              </w:rPr>
-              <w:t>_3DVision</w:t>
-            </w:r>
-          </w:p>
-        </w:tc>
-        <w:tc>
-          <w:tcPr>
-            <w:tcW w:w="8910" w:type="dxa"/>
-            <w:tcBorders>
-              <w:top w:val="thinThickMediumGap" w:sz="24" w:space="0" w:color="auto"/>
-              <w:left w:val="thinThickMediumGap" w:sz="24" w:space="0" w:color="auto"/>
-              <w:bottom w:val="thinThickMediumGap" w:sz="24" w:space="0" w:color="auto"/>
-              <w:right w:val="thinThickMediumGap" w:sz="24" w:space="0" w:color="auto"/>
-            </w:tcBorders>
-            <w:shd w:val="clear" w:color="auto" w:fill="993E3C"/>
-            <w:vAlign w:val="center"/>
-          </w:tcPr>
-          <w:p>
-            <w:pPr>
-              <w:jc w:val="left"/>
-              <w:rPr>
-                <w:rFonts w:ascii="Cascadia Code" w:hAnsi="Cascadia Code" w:cs="Cascadia Code"/>
-                <w:color w:val="FFFFFF"/>
-                <w:sz w:val="28"/>
-                <w:szCs w:val="28"/>
-              </w:rPr>
-            </w:pPr>
-            <w:r>
-              <w:rPr>
-                <w:rFonts w:ascii="Cascadia Code" w:hAnsi="Cascadia Code" w:cs="Cascadia Code"/>
-                <w:b/>
-                <w:bCs/>
-                <w:color w:val="FFFFFF"/>
-                <w:sz w:val="28"/>
-                <w:szCs w:val="28"/>
-              </w:rPr>
-              <w:t xml:space="preserve">3D </w:t>
-            </w:r>
-            <w:r>
-              <w:rPr>
-                <w:rFonts w:ascii="Cascadia Code" w:hAnsi="Cascadia Code" w:cs="Cascadia Code"/>
-                <w:color w:val="FFFFFF"/>
-                <w:sz w:val="28"/>
-                <w:szCs w:val="28"/>
-              </w:rPr>
-              <w:t>Computer Vision</w:t>
-            </w:r>
-          </w:p>
-        </w:tc>
-      </w:tr>
-      <w:tr>
-        <w:trPr>
-          <w:trHeight w:val="503"/>
-        </w:trPr>
-        <w:tc>
-          <w:tcPr>
-            <w:tcW w:w="3438" w:type="dxa"/>
-            <w:tcBorders>
-              <w:top w:val="thinThickMediumGap" w:sz="24" w:space="0" w:color="auto"/>
-              <w:left w:val="thinThickMediumGap" w:sz="24" w:space="0" w:color="auto"/>
-              <w:bottom w:val="thinThickMediumGap" w:sz="24" w:space="0" w:color="auto"/>
-              <w:right w:val="thinThickMediumGap" w:sz="24" w:space="0" w:color="auto"/>
-            </w:tcBorders>
-            <w:shd w:val="clear" w:color="auto" w:fill="C0504D"/>
-            <w:vAlign w:val="center"/>
-          </w:tcPr>
-          <w:p>
-            <w:pPr>
-              <w:jc w:val="left"/>
-              <w:rPr>
-                <w:rFonts w:ascii="Cascadia Code" w:hAnsi="Cascadia Code" w:cs="Cascadia Code"/>
-                <w:color w:val="FFFFFF"/>
-                <w:sz w:val="28"/>
-                <w:szCs w:val="28"/>
-              </w:rPr>
-            </w:pPr>
-            <w:r>
-              <w:rPr>
-                <w:rFonts w:ascii="Cascadia Code" w:hAnsi="Cascadia Code" w:cs="Cascadia Code"/>
-                <w:b/>
-                <w:bCs/>
-                <w:color w:val="FFFFFF"/>
-                <w:sz w:val="28"/>
-                <w:szCs w:val="28"/>
-              </w:rPr>
-              <w:t>_ComputerVision</w:t>
-            </w:r>
-          </w:p>
-        </w:tc>
-        <w:tc>
-          <w:tcPr>
-            <w:tcW w:w="8910" w:type="dxa"/>
-            <w:tcBorders>
-              <w:top w:val="thinThickMediumGap" w:sz="24" w:space="0" w:color="auto"/>
-              <w:left w:val="thinThickMediumGap" w:sz="24" w:space="0" w:color="auto"/>
-              <w:bottom w:val="thinThickMediumGap" w:sz="24" w:space="0" w:color="auto"/>
-              <w:right w:val="thinThickMediumGap" w:sz="24" w:space="0" w:color="auto"/>
-            </w:tcBorders>
-            <w:shd w:val="clear" w:color="auto" w:fill="C0504D"/>
-            <w:vAlign w:val="center"/>
-          </w:tcPr>
-          <w:p>
-            <w:pPr>
-              <w:jc w:val="left"/>
-              <w:rPr>
-                <w:rFonts w:ascii="Cascadia Code" w:hAnsi="Cascadia Code" w:cs="Cascadia Code"/>
-                <w:color w:val="FFFFFF"/>
-                <w:sz w:val="28"/>
-                <w:szCs w:val="28"/>
-              </w:rPr>
-            </w:pPr>
-            <w:r>
-              <w:rPr>
-                <w:rFonts w:ascii="Cascadia Code" w:hAnsi="Cascadia Code" w:cs="Cascadia Code"/>
-                <w:color w:val="FFFFFF"/>
-                <w:sz w:val="28"/>
-                <w:szCs w:val="28"/>
-              </w:rPr>
-              <w:t>Computer Vision and Image Processing</w:t>
+                <w:color w:val="FFFFFF"/>
+                <w:sz w:val="28"/>
+                <w:szCs w:val="28"/>
+              </w:rPr>
+              <w:t xml:space="preserve">Cognitive </w:t>
+            </w:r>
+            <w:r>
+              <w:rPr>
+                <w:rFonts w:ascii="Cascadia Code" w:hAnsi="Cascadia Code" w:cs="Cascadia Code"/>
+                <w:color w:val="FFFFFF"/>
+                <w:sz w:val="28"/>
+                <w:szCs w:val="28"/>
+              </w:rPr>
+              <w:t>Perception w/</w:t>
+            </w:r>
+            <w:r>
+              <w:rPr>
+                <w:rFonts w:ascii="Cascadia Code" w:hAnsi="Cascadia Code" w:cs="Cascadia Code"/>
+                <w:color w:val="FFFFFF"/>
+                <w:sz w:val="28"/>
+                <w:szCs w:val="28"/>
+              </w:rPr>
+              <w:t xml:space="preserve"> </w:t>
+            </w:r>
+            <w:r>
+              <w:rPr>
+                <w:rFonts w:ascii="Cascadia Code" w:hAnsi="Cascadia Code" w:cs="Cascadia Code"/>
+                <w:b/>
+                <w:bCs/>
+                <w:color w:val="FFFFFF"/>
+                <w:sz w:val="28"/>
+                <w:szCs w:val="28"/>
+              </w:rPr>
+              <w:t>Deep</w:t>
+            </w:r>
+            <w:r>
+              <w:rPr>
+                <w:rFonts w:ascii="Cascadia Code" w:hAnsi="Cascadia Code" w:cs="Cascadia Code"/>
+                <w:b/>
+                <w:bCs/>
+                <w:color w:val="FFFFFF"/>
+                <w:sz w:val="28"/>
+                <w:szCs w:val="28"/>
+              </w:rPr>
+              <w:t xml:space="preserve"> </w:t>
+            </w:r>
+            <w:r>
+              <w:rPr>
+                <w:rFonts w:ascii="Cascadia Code" w:hAnsi="Cascadia Code" w:cs="Cascadia Code"/>
+                <w:b/>
+                <w:bCs/>
+                <w:color w:val="FFFFFF"/>
+                <w:sz w:val="28"/>
+                <w:szCs w:val="28"/>
+              </w:rPr>
+              <w:t>Learning</w:t>
             </w:r>
           </w:p>
         </w:tc>

--- a/repo_table_editable.docx
+++ b/repo_table_editable.docx
@@ -16,14 +16,15 @@
     <w:tbl>
       <w:tblPr>
         <w:tblStyle w:val="TableGrid"/>
-        <w:tblpPr w:leftFromText="180" w:rightFromText="180" w:vertAnchor="text" w:horzAnchor="page" w:tblpX="1221" w:tblpY="388"/>
+        <w:tblpPr w:leftFromText="180" w:rightFromText="180" w:vertAnchor="text" w:horzAnchor="page" w:tblpX="1912" w:tblpY="1161"/>
         <w:tblOverlap w:val="never"/>
         <w:tblW w:w="0" w:type="auto"/>
         <w:tblLook w:val="04A0" w:firstRow="1" w:lastRow="0" w:firstColumn="1" w:lastColumn="0" w:noHBand="0" w:noVBand="1"/>
       </w:tblPr>
       <w:tblGrid>
-        <w:gridCol w:w="3438"/>
-        <w:gridCol w:w="8910"/>
+        <w:gridCol w:w="3362"/>
+        <w:gridCol w:w="6957"/>
+        <w:gridCol w:w="949"/>
       </w:tblGrid>
       <w:tr>
         <w:trPr>
@@ -31,7 +32,7 @@
         </w:trPr>
         <w:tc>
           <w:tcPr>
-            <w:tcW w:w="3438" w:type="dxa"/>
+            <w:tcW w:w="3362" w:type="dxa"/>
             <w:tcBorders>
               <w:top w:val="thinThickMediumGap" w:sz="24" w:space="0" w:color="auto"/>
               <w:left w:val="thinThickMediumGap" w:sz="24" w:space="0" w:color="auto"/>
@@ -64,7 +65,7 @@
         </w:tc>
         <w:tc>
           <w:tcPr>
-            <w:tcW w:w="8910" w:type="dxa"/>
+            <w:tcW w:w="6957" w:type="dxa"/>
             <w:tcBorders>
               <w:top w:val="thinThickMediumGap" w:sz="24" w:space="0" w:color="auto"/>
               <w:left w:val="thinThickMediumGap" w:sz="24" w:space="0" w:color="auto"/>
@@ -91,17 +92,42 @@
                 <w:sz w:val="28"/>
                 <w:szCs w:val="28"/>
               </w:rPr>
-              <w:t>Repo Type</w:t>
-            </w:r>
-            <w:r>
-              <w:rPr>
-                <w:rFonts w:ascii="Cascadia Code" w:hAnsi="Cascadia Code" w:cs="Cascadia Code"/>
-                <w:color w:val="FFFFFF"/>
-                <w:sz w:val="28"/>
-                <w:szCs w:val="28"/>
-              </w:rPr>
-              <w:t xml:space="preserve"> ~ Project Type</w:t>
-            </w:r>
+              <w:t>Repo Type ~ Project Type</w:t>
+            </w:r>
+          </w:p>
+        </w:tc>
+        <w:tc>
+          <w:tcPr>
+            <w:tcW w:w="949" w:type="dxa"/>
+            <w:tcBorders>
+              <w:top w:val="thinThickMediumGap" w:sz="24" w:space="0" w:color="auto"/>
+              <w:left w:val="thinThickMediumGap" w:sz="24" w:space="0" w:color="auto"/>
+              <w:bottom w:val="thinThickMediumGap" w:sz="24" w:space="0" w:color="auto"/>
+              <w:right w:val="thinThickMediumGap" w:sz="24" w:space="0" w:color="auto"/>
+            </w:tcBorders>
+            <w:shd w:val="clear" w:color="auto" w:fill="000000"/>
+          </w:tcPr>
+          <w:p>
+            <w:pPr>
+              <w:jc w:val="center"/>
+              <w:rPr>
+                <w:rFonts w:ascii="Cascadia Code" w:hAnsi="Cascadia Code" w:cs="Cascadia Code"/>
+                <w:color w:val="FFFFFF"/>
+                <w:sz w:val="28"/>
+                <w:szCs w:val="28"/>
+              </w:rPr>
+            </w:pPr>
+          </w:p>
+          <w:p>
+            <w:pPr>
+              <w:jc w:val="center"/>
+              <w:rPr>
+                <w:rFonts w:ascii="Cascadia Code" w:hAnsi="Cascadia Code" w:cs="Cascadia Code"/>
+                <w:color w:val="FFFFFF"/>
+                <w:sz w:val="28"/>
+                <w:szCs w:val="28"/>
+              </w:rPr>
+            </w:pPr>
           </w:p>
         </w:tc>
       </w:tr>
@@ -111,7 +137,7 @@
         </w:trPr>
         <w:tc>
           <w:tcPr>
-            <w:tcW w:w="3438" w:type="dxa"/>
+            <w:tcW w:w="3362" w:type="dxa"/>
             <w:tcBorders>
               <w:top w:val="thinThickMediumGap" w:sz="24" w:space="0" w:color="auto"/>
               <w:left w:val="thinThickMediumGap" w:sz="24" w:space="0" w:color="auto"/>
@@ -146,7 +172,7 @@
         </w:tc>
         <w:tc>
           <w:tcPr>
-            <w:tcW w:w="8910" w:type="dxa"/>
+            <w:tcW w:w="6957" w:type="dxa"/>
             <w:tcBorders>
               <w:top w:val="thinThickMediumGap" w:sz="24" w:space="0" w:color="auto"/>
               <w:left w:val="thinThickMediumGap" w:sz="24" w:space="0" w:color="auto"/>
@@ -169,38 +195,22 @@
             <w:r>
               <w:rPr>
                 <w:rFonts w:ascii="Cascadia Code" w:hAnsi="Cascadia Code" w:cs="Cascadia Code"/>
-                <w:color w:val="FFFFFF"/>
-                <w:sz w:val="28"/>
-                <w:szCs w:val="28"/>
-              </w:rPr>
-              <w:t>Robotics Simulations</w:t>
-            </w:r>
-            <w:r>
-              <w:rPr>
-                <w:rFonts w:ascii="Cascadia Code" w:hAnsi="Cascadia Code" w:cs="Cascadia Code"/>
-                <w:color w:val="FFFFFF"/>
-                <w:sz w:val="28"/>
-                <w:szCs w:val="28"/>
-              </w:rPr>
-              <w:t xml:space="preserve"> </w:t>
-            </w:r>
-            <w:r>
-              <w:rPr>
-                <w:rFonts w:ascii="Cascadia Code" w:hAnsi="Cascadia Code" w:cs="Cascadia Code"/>
-                <w:color w:val="FFFFFF"/>
-                <w:sz w:val="28"/>
-                <w:szCs w:val="28"/>
-              </w:rPr>
-              <w:t>w/</w:t>
-            </w:r>
-            <w:r>
-              <w:rPr>
-                <w:rFonts w:ascii="Cascadia Code" w:hAnsi="Cascadia Code" w:cs="Cascadia Code"/>
-                <w:color w:val="FFFFFF"/>
-                <w:sz w:val="28"/>
-                <w:szCs w:val="28"/>
-              </w:rPr>
-              <w:t xml:space="preserve"> </w:t>
+                <w:b/>
+                <w:bCs/>
+                <w:color w:val="FFFFFF"/>
+                <w:sz w:val="28"/>
+                <w:szCs w:val="28"/>
+              </w:rPr>
+              <w:t>Robotics</w:t>
+            </w:r>
+            <w:r>
+              <w:rPr>
+                <w:rFonts w:ascii="Cascadia Code" w:hAnsi="Cascadia Code" w:cs="Cascadia Code"/>
+                <w:color w:val="FFFFFF"/>
+                <w:sz w:val="28"/>
+                <w:szCs w:val="28"/>
+              </w:rPr>
+              <w:t xml:space="preserve"> Simulations w/ </w:t>
             </w:r>
             <w:r>
               <w:rPr>
@@ -213,6 +223,28 @@
               </w:rPr>
               <w:t>ROS</w:t>
             </w:r>
+          </w:p>
+        </w:tc>
+        <w:tc>
+          <w:tcPr>
+            <w:tcW w:w="949" w:type="dxa"/>
+            <w:tcBorders>
+              <w:top w:val="thinThickMediumGap" w:sz="24" w:space="0" w:color="auto"/>
+              <w:left w:val="thinThickMediumGap" w:sz="24" w:space="0" w:color="auto"/>
+              <w:bottom w:val="thinThickMediumGap" w:sz="24" w:space="0" w:color="auto"/>
+              <w:right w:val="thinThickMediumGap" w:sz="24" w:space="0" w:color="auto"/>
+            </w:tcBorders>
+            <w:shd w:val="clear" w:color="auto" w:fill="993E3C"/>
+          </w:tcPr>
+          <w:p>
+            <w:pPr>
+              <w:rPr>
+                <w:rFonts w:ascii="Cascadia Code" w:hAnsi="Cascadia Code" w:cs="Cascadia Code"/>
+                <w:color w:val="FFFFFF"/>
+                <w:sz w:val="28"/>
+                <w:szCs w:val="28"/>
+              </w:rPr>
+            </w:pPr>
           </w:p>
         </w:tc>
       </w:tr>
@@ -222,7 +254,7 @@
         </w:trPr>
         <w:tc>
           <w:tcPr>
-            <w:tcW w:w="3438" w:type="dxa"/>
+            <w:tcW w:w="3362" w:type="dxa"/>
             <w:tcBorders>
               <w:top w:val="thinThickMediumGap" w:sz="24" w:space="0" w:color="auto"/>
               <w:left w:val="thinThickMediumGap" w:sz="24" w:space="0" w:color="auto"/>
@@ -251,24 +283,13 @@
                 <w:sz w:val="28"/>
                 <w:szCs w:val="28"/>
               </w:rPr>
-              <w:t>_HKBOT_MobileRobot</w:t>
-            </w:r>
-            <w:r>
-              <w:rPr>
-                <w:rFonts w:ascii="Cascadia Code" w:hAnsi="Cascadia Code" w:cs="Cascadia Code"/>
-                <w:b/>
-                <w:bCs/>
-                <w:color w:val="FFFFFF"/>
-                <w:sz w:val="28"/>
-                <w:szCs w:val="28"/>
-              </w:rPr>
-              <w:t xml:space="preserve"> </w:t>
-            </w:r>
-          </w:p>
-        </w:tc>
-        <w:tc>
-          <w:tcPr>
-            <w:tcW w:w="8910" w:type="dxa"/>
+              <w:t xml:space="preserve">_HKBOT_MobileRobot </w:t>
+            </w:r>
+          </w:p>
+        </w:tc>
+        <w:tc>
+          <w:tcPr>
+            <w:tcW w:w="6957" w:type="dxa"/>
             <w:tcBorders>
               <w:top w:val="thinThickMediumGap" w:sz="24" w:space="0" w:color="auto"/>
               <w:left w:val="thinThickMediumGap" w:sz="24" w:space="0" w:color="auto"/>
@@ -295,7 +316,16 @@
                 <w:sz w:val="28"/>
                 <w:szCs w:val="28"/>
               </w:rPr>
-              <w:t xml:space="preserve">My custom-made </w:t>
+              <w:t>C</w:t>
+            </w:r>
+            <w:r>
+              <w:rPr>
+                <w:rFonts w:ascii="Cascadia Code" w:hAnsi="Cascadia Code" w:cs="Cascadia Code"/>
+                <w:color w:val="FFFFFF"/>
+                <w:sz w:val="28"/>
+                <w:szCs w:val="28"/>
+              </w:rPr>
+              <w:t xml:space="preserve">ustom-made </w:t>
             </w:r>
             <w:r>
               <w:rPr>
@@ -308,6 +338,28 @@
               </w:rPr>
               <w:t xml:space="preserve">Mobile Robot (AMR/AMMR) </w:t>
             </w:r>
+          </w:p>
+        </w:tc>
+        <w:tc>
+          <w:tcPr>
+            <w:tcW w:w="949" w:type="dxa"/>
+            <w:tcBorders>
+              <w:top w:val="thinThickMediumGap" w:sz="24" w:space="0" w:color="auto"/>
+              <w:left w:val="thinThickMediumGap" w:sz="24" w:space="0" w:color="auto"/>
+              <w:bottom w:val="thinThickMediumGap" w:sz="24" w:space="0" w:color="auto"/>
+              <w:right w:val="thinThickMediumGap" w:sz="24" w:space="0" w:color="auto"/>
+            </w:tcBorders>
+            <w:shd w:val="clear" w:color="auto" w:fill="C0504D"/>
+          </w:tcPr>
+          <w:p>
+            <w:pPr>
+              <w:rPr>
+                <w:rFonts w:ascii="Cascadia Code" w:hAnsi="Cascadia Code" w:cs="Cascadia Code"/>
+                <w:color w:val="FFFFFF"/>
+                <w:sz w:val="28"/>
+                <w:szCs w:val="28"/>
+              </w:rPr>
+            </w:pPr>
           </w:p>
         </w:tc>
       </w:tr>
@@ -317,7 +369,7 @@
         </w:trPr>
         <w:tc>
           <w:tcPr>
-            <w:tcW w:w="3438" w:type="dxa"/>
+            <w:tcW w:w="3362" w:type="dxa"/>
             <w:tcBorders>
               <w:top w:val="thinThickMediumGap" w:sz="24" w:space="0" w:color="auto"/>
               <w:left w:val="thinThickMediumGap" w:sz="24" w:space="0" w:color="auto"/>
@@ -352,7 +404,7 @@
         </w:tc>
         <w:tc>
           <w:tcPr>
-            <w:tcW w:w="8910" w:type="dxa"/>
+            <w:tcW w:w="6957" w:type="dxa"/>
             <w:tcBorders>
               <w:top w:val="thinThickMediumGap" w:sz="24" w:space="0" w:color="auto"/>
               <w:left w:val="thinThickMediumGap" w:sz="24" w:space="0" w:color="auto"/>
@@ -381,7 +433,16 @@
                 <w:sz w:val="28"/>
                 <w:szCs w:val="28"/>
               </w:rPr>
-              <w:t xml:space="preserve">Autonomous Vehicle Simulation w/ </w:t>
+              <w:t xml:space="preserve">AV </w:t>
+            </w:r>
+            <w:r>
+              <w:rPr>
+                <w:rFonts w:ascii="Cascadia Code" w:hAnsi="Cascadia Code" w:cs="Cascadia Code"/>
+                <w:color w:val="FFFFFF"/>
+                <w:sz w:val="28"/>
+                <w:szCs w:val="28"/>
+              </w:rPr>
+              <w:t xml:space="preserve">Simulation w/ </w:t>
             </w:r>
             <w:r>
               <w:rPr>
@@ -394,6 +455,28 @@
               </w:rPr>
               <w:t>Carla Simulator</w:t>
             </w:r>
+          </w:p>
+        </w:tc>
+        <w:tc>
+          <w:tcPr>
+            <w:tcW w:w="949" w:type="dxa"/>
+            <w:tcBorders>
+              <w:top w:val="thinThickMediumGap" w:sz="24" w:space="0" w:color="auto"/>
+              <w:left w:val="thinThickMediumGap" w:sz="24" w:space="0" w:color="auto"/>
+              <w:bottom w:val="thinThickMediumGap" w:sz="24" w:space="0" w:color="auto"/>
+              <w:right w:val="thinThickMediumGap" w:sz="24" w:space="0" w:color="auto"/>
+            </w:tcBorders>
+            <w:shd w:val="clear" w:color="auto" w:fill="993E3C"/>
+          </w:tcPr>
+          <w:p>
+            <w:pPr>
+              <w:rPr>
+                <w:rFonts w:ascii="Cascadia Code" w:hAnsi="Cascadia Code" w:cs="Cascadia Code"/>
+                <w:color w:val="FFFFFF"/>
+                <w:sz w:val="28"/>
+                <w:szCs w:val="28"/>
+              </w:rPr>
+            </w:pPr>
           </w:p>
         </w:tc>
       </w:tr>
@@ -403,7 +486,7 @@
         </w:trPr>
         <w:tc>
           <w:tcPr>
-            <w:tcW w:w="3438" w:type="dxa"/>
+            <w:tcW w:w="3362" w:type="dxa"/>
             <w:tcBorders>
               <w:top w:val="thinThickMediumGap" w:sz="24" w:space="0" w:color="auto"/>
               <w:left w:val="thinThickMediumGap" w:sz="24" w:space="0" w:color="auto"/>
@@ -438,7 +521,7 @@
         </w:tc>
         <w:tc>
           <w:tcPr>
-            <w:tcW w:w="8910" w:type="dxa"/>
+            <w:tcW w:w="6957" w:type="dxa"/>
             <w:tcBorders>
               <w:top w:val="thinThickMediumGap" w:sz="24" w:space="0" w:color="auto"/>
               <w:left w:val="thinThickMediumGap" w:sz="24" w:space="0" w:color="auto"/>
@@ -536,17 +619,32 @@
                 <w:sz w:val="28"/>
                 <w:szCs w:val="28"/>
               </w:rPr>
-              <w:t>rocessing</w:t>
-            </w:r>
-            <w:r>
-              <w:rPr>
-                <w:rFonts w:ascii="Cascadia Code" w:hAnsi="Cascadia Code" w:cs="Cascadia Code"/>
-                <w:color w:val="FFFFFF"/>
-                <w:sz w:val="28"/>
-                <w:szCs w:val="28"/>
-              </w:rPr>
-              <w:t xml:space="preserve"> </w:t>
-            </w:r>
+              <w:t xml:space="preserve">rocessing </w:t>
+            </w:r>
+          </w:p>
+        </w:tc>
+        <w:tc>
+          <w:tcPr>
+            <w:tcW w:w="949" w:type="dxa"/>
+            <w:tcBorders>
+              <w:top w:val="thinThickMediumGap" w:sz="24" w:space="0" w:color="auto"/>
+              <w:left w:val="thinThickMediumGap" w:sz="24" w:space="0" w:color="auto"/>
+              <w:bottom w:val="thinThickMediumGap" w:sz="24" w:space="0" w:color="auto"/>
+              <w:right w:val="thinThickMediumGap" w:sz="24" w:space="0" w:color="auto"/>
+            </w:tcBorders>
+            <w:shd w:val="clear" w:color="auto" w:fill="C0504D"/>
+          </w:tcPr>
+          <w:p>
+            <w:pPr>
+              <w:rPr>
+                <w:rFonts w:ascii="Cascadia Code" w:hAnsi="Cascadia Code" w:cs="Cascadia Code"/>
+                <w:b/>
+                <w:bCs/>
+                <w:color w:val="FFFFFF"/>
+                <w:sz w:val="28"/>
+                <w:szCs w:val="28"/>
+              </w:rPr>
+            </w:pPr>
           </w:p>
         </w:tc>
       </w:tr>
@@ -556,7 +654,7 @@
         </w:trPr>
         <w:tc>
           <w:tcPr>
-            <w:tcW w:w="3438" w:type="dxa"/>
+            <w:tcW w:w="3362" w:type="dxa"/>
             <w:tcBorders>
               <w:top w:val="thinThickMediumGap" w:sz="24" w:space="0" w:color="auto"/>
               <w:left w:val="thinThickMediumGap" w:sz="24" w:space="0" w:color="auto"/>
@@ -585,24 +683,13 @@
                 <w:sz w:val="28"/>
                 <w:szCs w:val="28"/>
               </w:rPr>
-              <w:t>_AIVision</w:t>
-            </w:r>
-            <w:r>
-              <w:rPr>
-                <w:rFonts w:ascii="Cascadia Code" w:hAnsi="Cascadia Code" w:cs="Cascadia Code"/>
-                <w:b/>
-                <w:bCs/>
-                <w:color w:val="FFFFFF"/>
-                <w:sz w:val="28"/>
-                <w:szCs w:val="28"/>
-              </w:rPr>
-              <w:t xml:space="preserve"> </w:t>
-            </w:r>
-          </w:p>
-        </w:tc>
-        <w:tc>
-          <w:tcPr>
-            <w:tcW w:w="8910" w:type="dxa"/>
+              <w:t xml:space="preserve">_AIVision </w:t>
+            </w:r>
+          </w:p>
+        </w:tc>
+        <w:tc>
+          <w:tcPr>
+            <w:tcW w:w="6957" w:type="dxa"/>
             <w:tcBorders>
               <w:top w:val="thinThickMediumGap" w:sz="24" w:space="0" w:color="auto"/>
               <w:left w:val="thinThickMediumGap" w:sz="24" w:space="0" w:color="auto"/>
@@ -629,59 +716,41 @@
                 <w:sz w:val="28"/>
                 <w:szCs w:val="28"/>
               </w:rPr>
-              <w:t xml:space="preserve">Cognitive </w:t>
-            </w:r>
-            <w:r>
-              <w:rPr>
-                <w:rFonts w:ascii="Cascadia Code" w:hAnsi="Cascadia Code" w:cs="Cascadia Code"/>
-                <w:color w:val="FFFFFF"/>
-                <w:sz w:val="28"/>
-                <w:szCs w:val="28"/>
-              </w:rPr>
-              <w:t>Perception w/</w:t>
-            </w:r>
-            <w:r>
-              <w:rPr>
-                <w:rFonts w:ascii="Cascadia Code" w:hAnsi="Cascadia Code" w:cs="Cascadia Code"/>
-                <w:color w:val="FFFFFF"/>
-                <w:sz w:val="28"/>
-                <w:szCs w:val="28"/>
-              </w:rPr>
-              <w:t xml:space="preserve"> </w:t>
-            </w:r>
-            <w:r>
-              <w:rPr>
-                <w:rFonts w:ascii="Cascadia Code" w:hAnsi="Cascadia Code" w:cs="Cascadia Code"/>
-                <w:b/>
-                <w:bCs/>
-                <w:color w:val="FFFFFF"/>
-                <w:sz w:val="28"/>
-                <w:szCs w:val="28"/>
-              </w:rPr>
-              <w:t>Deep</w:t>
-            </w:r>
-            <w:r>
-              <w:rPr>
-                <w:rFonts w:ascii="Cascadia Code" w:hAnsi="Cascadia Code" w:cs="Cascadia Code"/>
-                <w:b/>
-                <w:bCs/>
-                <w:color w:val="FFFFFF"/>
-                <w:sz w:val="28"/>
-                <w:szCs w:val="28"/>
-              </w:rPr>
-              <w:t xml:space="preserve"> </w:t>
-            </w:r>
-            <w:r>
-              <w:rPr>
-                <w:rFonts w:ascii="Cascadia Code" w:hAnsi="Cascadia Code" w:cs="Cascadia Code"/>
-                <w:b/>
-                <w:bCs/>
-                <w:color w:val="FFFFFF"/>
-                <w:sz w:val="28"/>
-                <w:szCs w:val="28"/>
-              </w:rPr>
-              <w:t>Learning</w:t>
-            </w:r>
+              <w:t xml:space="preserve">Cognitive Perception w/ </w:t>
+            </w:r>
+            <w:r>
+              <w:rPr>
+                <w:rFonts w:ascii="Cascadia Code" w:hAnsi="Cascadia Code" w:cs="Cascadia Code"/>
+                <w:b/>
+                <w:bCs/>
+                <w:color w:val="FFFFFF"/>
+                <w:sz w:val="28"/>
+                <w:szCs w:val="28"/>
+              </w:rPr>
+              <w:t>Deep Learning</w:t>
+            </w:r>
+          </w:p>
+        </w:tc>
+        <w:tc>
+          <w:tcPr>
+            <w:tcW w:w="949" w:type="dxa"/>
+            <w:tcBorders>
+              <w:top w:val="thinThickMediumGap" w:sz="24" w:space="0" w:color="auto"/>
+              <w:left w:val="thinThickMediumGap" w:sz="24" w:space="0" w:color="auto"/>
+              <w:bottom w:val="thinThickMediumGap" w:sz="24" w:space="0" w:color="auto"/>
+              <w:right w:val="thinThickMediumGap" w:sz="24" w:space="0" w:color="auto"/>
+            </w:tcBorders>
+            <w:shd w:val="clear" w:color="auto" w:fill="C0504D"/>
+          </w:tcPr>
+          <w:p>
+            <w:pPr>
+              <w:rPr>
+                <w:rFonts w:ascii="Cascadia Code" w:hAnsi="Cascadia Code" w:cs="Cascadia Code"/>
+                <w:color w:val="FFFFFF"/>
+                <w:sz w:val="28"/>
+                <w:szCs w:val="28"/>
+              </w:rPr>
+            </w:pPr>
           </w:p>
         </w:tc>
       </w:tr>
